--- a/2024年/2024年3月中国电子学会软件编程图形化等级考试2级.docx
+++ b/2024年/2024年3月中国电子学会软件编程图形化等级考试2级.docx
@@ -1,42 +1,5 @@
 
-<file path=docProps\app.xml><?xml version="1.0" encoding="utf-8"?>
-<Properties xmlns="http://schemas.openxmlformats.org/officeDocument/2006/extended-properties" xmlns:vt="http://schemas.openxmlformats.org/officeDocument/2006/docPropsVTypes">
-  <Template>Normal.dotm</Template>
-  <Pages>1</Pages>
-  <Words>0</Words>
-  <Characters>0</Characters>
-  <Lines>0</Lines>
-  <Paragraphs>0</Paragraphs>
-  <TotalTime>27</TotalTime>
-  <ScaleCrop>false</ScaleCrop>
-  <LinksUpToDate>false</LinksUpToDate>
-  <CharactersWithSpaces>0</CharactersWithSpaces>
-  <Application>WPS Office_12.1.0.16417_F1E327BC-269C-435d-A152-05C5408002CA</Application>
-  <DocSecurity>0</DocSecurity>
-</Properties>
-</file>
-
-<file path=docProps\core.xml><?xml version="1.0" encoding="utf-8"?>
-<cp:coreProperties xmlns:cp="http://schemas.openxmlformats.org/package/2006/metadata/core-properties" xmlns:dc="http://purl.org/dc/elements/1.1/" xmlns:dcterms="http://purl.org/dc/terms/" xmlns:dcmitype="http://purl.org/dc/dcmitype/" xmlns:xsi="http://www.w3.org/2001/XMLSchema-instance">
-  <dcterms:created xsi:type="dcterms:W3CDTF">2024-04-12T03:55:37Z</dcterms:created>
-  <dc:creator>Administrator</dc:creator>
-  <cp:lastModifiedBy>依依</cp:lastModifiedBy>
-  <dcterms:modified xsi:type="dcterms:W3CDTF">2024-04-12T04:23:03Z</dcterms:modified>
-</cp:coreProperties>
-</file>
-
-<file path=docProps\custom.xml><?xml version="1.0" encoding="utf-8"?>
-<Properties xmlns="http://schemas.openxmlformats.org/officeDocument/2006/custom-properties" xmlns:vt="http://schemas.openxmlformats.org/officeDocument/2006/docPropsVTypes">
-  <property fmtid="{D5CDD505-2E9C-101B-9397-08002B2CF9AE}" pid="2" name="KSOProductBuildVer">
-    <vt:lpwstr>2052-12.1.0.16417</vt:lpwstr>
-  </property>
-  <property fmtid="{D5CDD505-2E9C-101B-9397-08002B2CF9AE}" pid="3" name="ICV">
-    <vt:lpwstr>360CAD6ED13441DD979923060FA354B4_12</vt:lpwstr>
-  </property>
-</Properties>
-</file>
-
-<file path=word\document.xml><?xml version="1.0" encoding="utf-8"?>
+<file path=word/document.xml><?xml version="1.0" encoding="utf-8"?>
 <w:document xmlns:w="http://schemas.openxmlformats.org/wordprocessingml/2006/main" xmlns:r="http://schemas.openxmlformats.org/officeDocument/2006/relationships" xmlns:wp="http://schemas.openxmlformats.org/drawingml/2006/wordprocessingDrawing" xmlns:a="http://schemas.openxmlformats.org/drawingml/2006/main" xmlns:pic="http://schemas.openxmlformats.org/drawingml/2006/picture">
   <w:body>
     <w:p>
@@ -1203,23 +1166,23 @@
         </w:rPr>
         <w:drawing>
           <wp:inline distT="0" distB="0" distL="0" distR="0">
-            <wp:extent cx="3132000" cy="1905000"/>
+            <wp:extent cx="2487930" cy="1856740"/>
             <wp:effectExtent l="0" t="0" r="0" b="0"/>
-            <wp:docPr id="111" name="Picture 111" descr="image"/>
+            <wp:docPr id="193" name="Picture 193" descr="image"/>
             <wp:cNvGraphicFramePr>
-              <a:graphicFrameLocks xmlns:a="http://schemas.openxmlformats.org/drawingml/2006/main" noChangeAspect="1"/>
+              <a:graphicFrameLocks noChangeAspect="1"/>
             </wp:cNvGraphicFramePr>
-            <a:graphic xmlns:a="http://schemas.openxmlformats.org/drawingml/2006/main">
+            <a:graphic>
               <a:graphicData uri="http://schemas.openxmlformats.org/drawingml/2006/picture">
-                <pic:pic xmlns:pic="http://schemas.openxmlformats.org/drawingml/2006/picture">
+                <pic:pic>
                   <pic:nvPicPr>
-                    <pic:cNvPr id="111" name="Picture 111" descr="image"/>
+                    <pic:cNvPr id="193" name="Picture 193" descr="image"/>
                     <pic:cNvPicPr>
                       <a:picLocks noChangeAspect="1"/>
                     </pic:cNvPicPr>
                   </pic:nvPicPr>
                   <pic:blipFill>
-                    <a:blip r:embed="rId14|rId15"/>
+                    <a:blip r:embed="rId14"/>
                     <a:stretch>
                       <a:fillRect/>
                     </a:stretch>
@@ -1227,7 +1190,44 @@
                   <pic:spPr>
                     <a:xfrm>
                       <a:off x="0" y="0"/>
-                      <a:ext cx="3132000" cy="1905000"/>
+                      <a:ext cx="2487930" cy="1856740"/>
+                    </a:xfrm>
+                    <a:prstGeom prst="rect">
+                      <a:avLst/>
+                    </a:prstGeom>
+                  </pic:spPr>
+                </pic:pic>
+              </a:graphicData>
+            </a:graphic>
+          </wp:inline>
+        </w:drawing>
+        <w:drawing>
+          <wp:inline distT="0" distB="0" distL="0" distR="0">
+            <wp:extent cx="2026920" cy="2580640"/>
+            <wp:effectExtent l="0" t="0" r="0" b="0"/>
+            <wp:docPr id="194" name="Picture 194" descr="image"/>
+            <wp:cNvGraphicFramePr>
+              <a:graphicFrameLocks noChangeAspect="1"/>
+            </wp:cNvGraphicFramePr>
+            <a:graphic>
+              <a:graphicData uri="http://schemas.openxmlformats.org/drawingml/2006/picture">
+                <pic:pic>
+                  <pic:nvPicPr>
+                    <pic:cNvPr id="194" name="Picture 194" descr="image"/>
+                    <pic:cNvPicPr>
+                      <a:picLocks noChangeAspect="1"/>
+                    </pic:cNvPicPr>
+                  </pic:nvPicPr>
+                  <pic:blipFill>
+                    <a:blip r:embed="rId15"/>
+                    <a:stretch>
+                      <a:fillRect/>
+                    </a:stretch>
+                  </pic:blipFill>
+                  <pic:spPr>
+                    <a:xfrm>
+                      <a:off x="0" y="0"/>
+                      <a:ext cx="2026920" cy="2580640"/>
                     </a:xfrm>
                     <a:prstGeom prst="rect">
                       <a:avLst/>
@@ -4108,23 +4108,23 @@
         </w:rPr>
         <w:drawing>
           <wp:inline distT="0" distB="0" distL="0" distR="0">
-            <wp:extent cx="3132000" cy="1905000"/>
+            <wp:extent cx="1774825" cy="1312545"/>
             <wp:effectExtent l="0" t="0" r="0" b="0"/>
-            <wp:docPr id="138" name="Picture 138" descr="image"/>
+            <wp:docPr id="195" name="Picture 195" descr="image"/>
             <wp:cNvGraphicFramePr>
-              <a:graphicFrameLocks xmlns:a="http://schemas.openxmlformats.org/drawingml/2006/main" noChangeAspect="1"/>
+              <a:graphicFrameLocks noChangeAspect="1"/>
             </wp:cNvGraphicFramePr>
-            <a:graphic xmlns:a="http://schemas.openxmlformats.org/drawingml/2006/main">
+            <a:graphic>
               <a:graphicData uri="http://schemas.openxmlformats.org/drawingml/2006/picture">
-                <pic:pic xmlns:pic="http://schemas.openxmlformats.org/drawingml/2006/picture">
+                <pic:pic>
                   <pic:nvPicPr>
-                    <pic:cNvPr id="138" name="Picture 138" descr="image"/>
+                    <pic:cNvPr id="195" name="Picture 195" descr="image"/>
                     <pic:cNvPicPr>
                       <a:picLocks noChangeAspect="1"/>
                     </pic:cNvPicPr>
                   </pic:nvPicPr>
                   <pic:blipFill>
-                    <a:blip r:embed="rId42|rId43|rId44"/>
+                    <a:blip r:embed="rId42"/>
                     <a:stretch>
                       <a:fillRect/>
                     </a:stretch>
@@ -4132,7 +4132,81 @@
                   <pic:spPr>
                     <a:xfrm>
                       <a:off x="0" y="0"/>
-                      <a:ext cx="3132000" cy="1905000"/>
+                      <a:ext cx="1774825" cy="1312545"/>
+                    </a:xfrm>
+                    <a:prstGeom prst="rect">
+                      <a:avLst/>
+                    </a:prstGeom>
+                  </pic:spPr>
+                </pic:pic>
+              </a:graphicData>
+            </a:graphic>
+          </wp:inline>
+        </w:drawing>
+        <w:drawing>
+          <wp:inline distT="0" distB="0" distL="0" distR="0">
+            <wp:extent cx="1717040" cy="1375410"/>
+            <wp:effectExtent l="0" t="0" r="0" b="0"/>
+            <wp:docPr id="196" name="Picture 196" descr="image"/>
+            <wp:cNvGraphicFramePr>
+              <a:graphicFrameLocks noChangeAspect="1"/>
+            </wp:cNvGraphicFramePr>
+            <a:graphic>
+              <a:graphicData uri="http://schemas.openxmlformats.org/drawingml/2006/picture">
+                <pic:pic>
+                  <pic:nvPicPr>
+                    <pic:cNvPr id="196" name="Picture 196" descr="image"/>
+                    <pic:cNvPicPr>
+                      <a:picLocks noChangeAspect="1"/>
+                    </pic:cNvPicPr>
+                  </pic:nvPicPr>
+                  <pic:blipFill>
+                    <a:blip r:embed="rId43"/>
+                    <a:stretch>
+                      <a:fillRect/>
+                    </a:stretch>
+                  </pic:blipFill>
+                  <pic:spPr>
+                    <a:xfrm>
+                      <a:off x="0" y="0"/>
+                      <a:ext cx="1717040" cy="1375410"/>
+                    </a:xfrm>
+                    <a:prstGeom prst="rect">
+                      <a:avLst/>
+                    </a:prstGeom>
+                  </pic:spPr>
+                </pic:pic>
+              </a:graphicData>
+            </a:graphic>
+          </wp:inline>
+        </w:drawing>
+        <w:drawing>
+          <wp:inline distT="0" distB="0" distL="0" distR="0">
+            <wp:extent cx="1560195" cy="1097915"/>
+            <wp:effectExtent l="0" t="0" r="0" b="0"/>
+            <wp:docPr id="197" name="Picture 197" descr="image"/>
+            <wp:cNvGraphicFramePr>
+              <a:graphicFrameLocks noChangeAspect="1"/>
+            </wp:cNvGraphicFramePr>
+            <a:graphic>
+              <a:graphicData uri="http://schemas.openxmlformats.org/drawingml/2006/picture">
+                <pic:pic>
+                  <pic:nvPicPr>
+                    <pic:cNvPr id="197" name="Picture 197" descr="image"/>
+                    <pic:cNvPicPr>
+                      <a:picLocks noChangeAspect="1"/>
+                    </pic:cNvPicPr>
+                  </pic:nvPicPr>
+                  <pic:blipFill>
+                    <a:blip r:embed="rId44"/>
+                    <a:stretch>
+                      <a:fillRect/>
+                    </a:stretch>
+                  </pic:blipFill>
+                  <pic:spPr>
+                    <a:xfrm>
+                      <a:off x="0" y="0"/>
+                      <a:ext cx="1560195" cy="1097915"/>
                     </a:xfrm>
                     <a:prstGeom prst="rect">
                       <a:avLst/>
@@ -4952,23 +5026,23 @@
         </w:rPr>
         <w:drawing>
           <wp:inline distT="0" distB="0" distL="0" distR="0">
-            <wp:extent cx="3132000" cy="2857500"/>
+            <wp:extent cx="2427605" cy="1818005"/>
             <wp:effectExtent l="0" t="0" r="0" b="0"/>
-            <wp:docPr id="145" name="Picture 145" descr="image"/>
+            <wp:docPr id="198" name="Picture 198" descr="image"/>
             <wp:cNvGraphicFramePr>
-              <a:graphicFrameLocks xmlns:a="http://schemas.openxmlformats.org/drawingml/2006/main" noChangeAspect="1"/>
+              <a:graphicFrameLocks noChangeAspect="1"/>
             </wp:cNvGraphicFramePr>
-            <a:graphic xmlns:a="http://schemas.openxmlformats.org/drawingml/2006/main">
+            <a:graphic>
               <a:graphicData uri="http://schemas.openxmlformats.org/drawingml/2006/picture">
-                <pic:pic xmlns:pic="http://schemas.openxmlformats.org/drawingml/2006/picture">
+                <pic:pic>
                   <pic:nvPicPr>
-                    <pic:cNvPr id="145" name="Picture 145" descr="image"/>
+                    <pic:cNvPr id="198" name="Picture 198" descr="image"/>
                     <pic:cNvPicPr>
                       <a:picLocks noChangeAspect="1"/>
                     </pic:cNvPicPr>
                   </pic:nvPicPr>
                   <pic:blipFill>
-                    <a:blip r:embed="rId51|rId52"/>
+                    <a:blip r:embed="rId51"/>
                     <a:stretch>
                       <a:fillRect/>
                     </a:stretch>
@@ -4976,7 +5050,7 @@
                   <pic:spPr>
                     <a:xfrm>
                       <a:off x="0" y="0"/>
-                      <a:ext cx="3132000" cy="2857500"/>
+                      <a:ext cx="2427605" cy="1818005"/>
                     </a:xfrm>
                     <a:prstGeom prst="rect">
                       <a:avLst/>
@@ -4987,171 +5061,25 @@
             </a:graphic>
           </wp:inline>
         </w:drawing>
-      </w:r>
-    </w:p>
-    <w:p>
-      <w:pPr>
-        <w:keepNext/>
-        <w:spacing w:before="60" w:after="20" w:line="300" w:lineRule="auto"/>
-        <w:ind w:left="420" w:right="0" w:firstLine="0"/>
-        <w:jc w:val="left"/>
-        <w:rPr>
-          <w:rFonts w:ascii="Times New Roman" w:hAnsi="Times New Roman" w:eastAsia="宋体" w:cs="Times New Roman"/>
-          <w:kern w:val="0"/>
-          <w:sz w:val="21"/>
-          <w:szCs w:val="21"/>
-        </w:rPr>
-      </w:pPr>
-      <w:r>
-        <w:rPr>
-          <w:rFonts w:ascii="Times New Roman" w:hAnsi="Times New Roman" w:eastAsia="宋体" w:cs="Times New Roman"/>
-          <w:kern w:val="0"/>
-          <w:sz w:val="21"/>
-          <w:szCs w:val="21"/>
-        </w:rPr>
-        <w:t xml:space="preserve">A．“太空”声音</w:t>
-      </w:r>
-    </w:p>
-    <w:p>
-      <w:pPr>
-        <w:keepNext/>
-        <w:spacing w:before="60" w:after="20" w:line="300" w:lineRule="auto"/>
-        <w:ind w:left="420" w:right="0" w:firstLine="0"/>
-        <w:jc w:val="left"/>
-        <w:rPr>
-          <w:rFonts w:ascii="Times New Roman" w:hAnsi="Times New Roman" w:eastAsia="宋体" w:cs="Times New Roman"/>
-          <w:kern w:val="0"/>
-          <w:sz w:val="21"/>
-          <w:szCs w:val="21"/>
-        </w:rPr>
-      </w:pPr>
-      <w:r>
-        <w:rPr>
-          <w:rFonts w:ascii="Times New Roman" w:hAnsi="Times New Roman" w:eastAsia="宋体" w:cs="Times New Roman"/>
-          <w:kern w:val="0"/>
-          <w:sz w:val="21"/>
-          <w:szCs w:val="21"/>
-        </w:rPr>
-        <w:t xml:space="preserve">B．“飞翔”声音</w:t>
-      </w:r>
-    </w:p>
-    <w:p>
-      <w:pPr>
-        <w:keepNext/>
-        <w:spacing w:before="60" w:after="20" w:line="300" w:lineRule="auto"/>
-        <w:ind w:left="420" w:right="0" w:firstLine="0"/>
-        <w:jc w:val="left"/>
-        <w:rPr>
-          <w:rFonts w:ascii="Times New Roman" w:hAnsi="Times New Roman" w:eastAsia="宋体" w:cs="Times New Roman"/>
-          <w:kern w:val="0"/>
-          <w:sz w:val="21"/>
-          <w:szCs w:val="21"/>
-        </w:rPr>
-      </w:pPr>
-      <w:r>
-        <w:rPr>
-          <w:rFonts w:ascii="Times New Roman" w:hAnsi="Times New Roman" w:eastAsia="宋体" w:cs="Times New Roman"/>
-          <w:kern w:val="0"/>
-          <w:sz w:val="21"/>
-          <w:szCs w:val="21"/>
-        </w:rPr>
-        <w:t xml:space="preserve">C．先听到“太空”声音后，再听到“飞翔”声音</w:t>
-      </w:r>
-    </w:p>
-    <w:p>
-      <w:pPr>
-        <w:keepNext/>
-        <w:spacing w:before="60" w:after="20" w:line="300" w:lineRule="auto"/>
-        <w:ind w:left="420" w:right="0" w:firstLine="0"/>
-        <w:jc w:val="left"/>
-        <w:rPr>
-          <w:rFonts w:ascii="Times New Roman" w:hAnsi="Times New Roman" w:eastAsia="宋体" w:cs="Times New Roman"/>
-          <w:kern w:val="0"/>
-          <w:sz w:val="21"/>
-          <w:szCs w:val="21"/>
-        </w:rPr>
-      </w:pPr>
-      <w:r>
-        <w:rPr>
-          <w:rFonts w:ascii="Times New Roman" w:hAnsi="Times New Roman" w:eastAsia="宋体" w:cs="Times New Roman"/>
-          <w:kern w:val="0"/>
-          <w:sz w:val="21"/>
-          <w:szCs w:val="21"/>
-        </w:rPr>
-        <w:t xml:space="preserve">D．同时听到“太空”声音和“飞翔”声音</w:t>
-      </w:r>
-    </w:p>
-    <w:p>
-      <w:pPr>
-        <w:spacing w:before="0" w:after="0" w:line="300" w:lineRule="auto"/>
-        <w:rPr>
-          <w:rFonts w:ascii="Times New Roman" w:hAnsi="Times New Roman" w:eastAsia="宋体" w:cs="Times New Roman"/>
-          <w:kern w:val="0"/>
-          <w:sz w:val="12"/>
-          <w:szCs w:val="12"/>
-        </w:rPr>
-      </w:pPr>
-    </w:p>
-    <w:p>
-      <w:pPr>
-        <w:keepNext/>
-        <w:spacing w:before="40" w:after="30" w:line="300" w:lineRule="auto"/>
-        <w:ind w:left="0" w:right="0" w:firstLine="0"/>
-        <w:jc w:val="left"/>
-        <w:rPr>
-          <w:rFonts w:ascii="Times New Roman" w:hAnsi="Times New Roman" w:eastAsia="宋体" w:cs="Times New Roman"/>
-          <w:kern w:val="0"/>
-          <w:sz w:val="21"/>
-          <w:szCs w:val="21"/>
-        </w:rPr>
-      </w:pPr>
-      <w:r>
-        <w:rPr>
-          <w:rFonts w:ascii="Times New Roman" w:hAnsi="Times New Roman" w:eastAsia="宋体" w:cs="Times New Roman"/>
-          <w:kern w:val="0"/>
-          <w:sz w:val="21"/>
-          <w:szCs w:val="21"/>
-        </w:rPr>
-        <w:t xml:space="preserve">15．角色初始造型是第一个，按下五次空格键后，角色最终会停留在哪个造型上？（ ）</w:t>
-      </w:r>
-    </w:p>
-    <w:p>
-      <w:pPr>
-        <w:keepNext/>
-        <w:spacing w:before="40" w:after="40" w:line="240" w:lineRule="auto"/>
-        <w:ind w:left="0" w:right="0" w:firstLine="0"/>
-        <w:jc w:val="center"/>
-        <w:rPr>
-          <w:rFonts w:ascii="Times New Roman" w:hAnsi="Times New Roman" w:eastAsia="宋体" w:cs="Times New Roman"/>
-          <w:kern w:val="0"/>
-          <w:sz w:val="21"/>
-          <w:szCs w:val="21"/>
-        </w:rPr>
-      </w:pPr>
-      <w:r>
-        <w:rPr>
-          <w:rFonts w:ascii="Times New Roman" w:hAnsi="Times New Roman" w:eastAsia="宋体"/>
-          <w:sz w:val="21"/>
-        </w:rPr>
         <w:drawing>
           <wp:inline distT="0" distB="0" distL="0" distR="0">
-            <wp:extent cx="3132000" cy="2857500"/>
+            <wp:extent cx="1647825" cy="2187575"/>
             <wp:effectExtent l="0" t="0" r="0" b="0"/>
-            <wp:docPr id="146" name="Picture 146" descr="image"/>
+            <wp:docPr id="199" name="Picture 199" descr="image"/>
             <wp:cNvGraphicFramePr>
-              <a:graphicFrameLocks xmlns:a="http://schemas.openxmlformats.org/drawingml/2006/main" noChangeAspect="1"/>
+              <a:graphicFrameLocks noChangeAspect="1"/>
             </wp:cNvGraphicFramePr>
-            <a:graphic xmlns:a="http://schemas.openxmlformats.org/drawingml/2006/main">
+            <a:graphic>
               <a:graphicData uri="http://schemas.openxmlformats.org/drawingml/2006/picture">
-                <pic:pic xmlns:pic="http://schemas.openxmlformats.org/drawingml/2006/picture">
+                <pic:pic>
                   <pic:nvPicPr>
-                    <pic:cNvPr id="146" name="Picture 146" descr="image"/>
+                    <pic:cNvPr id="199" name="Picture 199" descr="image"/>
                     <pic:cNvPicPr>
                       <a:picLocks noChangeAspect="1"/>
                     </pic:cNvPicPr>
                   </pic:nvPicPr>
                   <pic:blipFill>
-                    <a:blip r:embed="rId53|rId54"/>
+                    <a:blip r:embed="rId52"/>
                     <a:stretch>
                       <a:fillRect/>
                     </a:stretch>
@@ -5159,7 +5087,227 @@
                   <pic:spPr>
                     <a:xfrm>
                       <a:off x="0" y="0"/>
-                      <a:ext cx="3132000" cy="2857500"/>
+                      <a:ext cx="1647825" cy="2187575"/>
+                    </a:xfrm>
+                    <a:prstGeom prst="rect">
+                      <a:avLst/>
+                    </a:prstGeom>
+                  </pic:spPr>
+                </pic:pic>
+              </a:graphicData>
+            </a:graphic>
+          </wp:inline>
+        </w:drawing>
+      </w:r>
+    </w:p>
+    <w:p>
+      <w:pPr>
+        <w:keepNext/>
+        <w:spacing w:before="60" w:after="20" w:line="300" w:lineRule="auto"/>
+        <w:ind w:left="420" w:right="0" w:firstLine="0"/>
+        <w:jc w:val="left"/>
+        <w:rPr>
+          <w:rFonts w:ascii="Times New Roman" w:hAnsi="Times New Roman" w:eastAsia="宋体" w:cs="Times New Roman"/>
+          <w:kern w:val="0"/>
+          <w:sz w:val="21"/>
+          <w:szCs w:val="21"/>
+        </w:rPr>
+      </w:pPr>
+      <w:r>
+        <w:rPr>
+          <w:rFonts w:ascii="Times New Roman" w:hAnsi="Times New Roman" w:eastAsia="宋体" w:cs="Times New Roman"/>
+          <w:kern w:val="0"/>
+          <w:sz w:val="21"/>
+          <w:szCs w:val="21"/>
+        </w:rPr>
+        <w:t xml:space="preserve">A．“太空”声音</w:t>
+      </w:r>
+    </w:p>
+    <w:p>
+      <w:pPr>
+        <w:keepNext/>
+        <w:spacing w:before="60" w:after="20" w:line="300" w:lineRule="auto"/>
+        <w:ind w:left="420" w:right="0" w:firstLine="0"/>
+        <w:jc w:val="left"/>
+        <w:rPr>
+          <w:rFonts w:ascii="Times New Roman" w:hAnsi="Times New Roman" w:eastAsia="宋体" w:cs="Times New Roman"/>
+          <w:kern w:val="0"/>
+          <w:sz w:val="21"/>
+          <w:szCs w:val="21"/>
+        </w:rPr>
+      </w:pPr>
+      <w:r>
+        <w:rPr>
+          <w:rFonts w:ascii="Times New Roman" w:hAnsi="Times New Roman" w:eastAsia="宋体" w:cs="Times New Roman"/>
+          <w:kern w:val="0"/>
+          <w:sz w:val="21"/>
+          <w:szCs w:val="21"/>
+        </w:rPr>
+        <w:t xml:space="preserve">B．“飞翔”声音</w:t>
+      </w:r>
+    </w:p>
+    <w:p>
+      <w:pPr>
+        <w:keepNext/>
+        <w:spacing w:before="60" w:after="20" w:line="300" w:lineRule="auto"/>
+        <w:ind w:left="420" w:right="0" w:firstLine="0"/>
+        <w:jc w:val="left"/>
+        <w:rPr>
+          <w:rFonts w:ascii="Times New Roman" w:hAnsi="Times New Roman" w:eastAsia="宋体" w:cs="Times New Roman"/>
+          <w:kern w:val="0"/>
+          <w:sz w:val="21"/>
+          <w:szCs w:val="21"/>
+        </w:rPr>
+      </w:pPr>
+      <w:r>
+        <w:rPr>
+          <w:rFonts w:ascii="Times New Roman" w:hAnsi="Times New Roman" w:eastAsia="宋体" w:cs="Times New Roman"/>
+          <w:kern w:val="0"/>
+          <w:sz w:val="21"/>
+          <w:szCs w:val="21"/>
+        </w:rPr>
+        <w:t xml:space="preserve">C．先听到“太空”声音后，再听到“飞翔”声音</w:t>
+      </w:r>
+    </w:p>
+    <w:p>
+      <w:pPr>
+        <w:keepNext/>
+        <w:spacing w:before="60" w:after="20" w:line="300" w:lineRule="auto"/>
+        <w:ind w:left="420" w:right="0" w:firstLine="0"/>
+        <w:jc w:val="left"/>
+        <w:rPr>
+          <w:rFonts w:ascii="Times New Roman" w:hAnsi="Times New Roman" w:eastAsia="宋体" w:cs="Times New Roman"/>
+          <w:kern w:val="0"/>
+          <w:sz w:val="21"/>
+          <w:szCs w:val="21"/>
+        </w:rPr>
+      </w:pPr>
+      <w:r>
+        <w:rPr>
+          <w:rFonts w:ascii="Times New Roman" w:hAnsi="Times New Roman" w:eastAsia="宋体" w:cs="Times New Roman"/>
+          <w:kern w:val="0"/>
+          <w:sz w:val="21"/>
+          <w:szCs w:val="21"/>
+        </w:rPr>
+        <w:t xml:space="preserve">D．同时听到“太空”声音和“飞翔”声音</w:t>
+      </w:r>
+    </w:p>
+    <w:p>
+      <w:pPr>
+        <w:spacing w:before="0" w:after="0" w:line="300" w:lineRule="auto"/>
+        <w:rPr>
+          <w:rFonts w:ascii="Times New Roman" w:hAnsi="Times New Roman" w:eastAsia="宋体" w:cs="Times New Roman"/>
+          <w:kern w:val="0"/>
+          <w:sz w:val="12"/>
+          <w:szCs w:val="12"/>
+        </w:rPr>
+      </w:pPr>
+    </w:p>
+    <w:p>
+      <w:pPr>
+        <w:keepNext/>
+        <w:spacing w:before="40" w:after="30" w:line="300" w:lineRule="auto"/>
+        <w:ind w:left="0" w:right="0" w:firstLine="0"/>
+        <w:jc w:val="left"/>
+        <w:rPr>
+          <w:rFonts w:ascii="Times New Roman" w:hAnsi="Times New Roman" w:eastAsia="宋体" w:cs="Times New Roman"/>
+          <w:kern w:val="0"/>
+          <w:sz w:val="21"/>
+          <w:szCs w:val="21"/>
+        </w:rPr>
+      </w:pPr>
+      <w:r>
+        <w:rPr>
+          <w:rFonts w:ascii="Times New Roman" w:hAnsi="Times New Roman" w:eastAsia="宋体" w:cs="Times New Roman"/>
+          <w:kern w:val="0"/>
+          <w:sz w:val="21"/>
+          <w:szCs w:val="21"/>
+        </w:rPr>
+        <w:t xml:space="preserve">15．角色初始造型是第一个，按下五次空格键后，角色最终会停留在哪个造型上？（ ）</w:t>
+      </w:r>
+    </w:p>
+    <w:p>
+      <w:pPr>
+        <w:keepNext/>
+        <w:spacing w:before="40" w:after="40" w:line="240" w:lineRule="auto"/>
+        <w:ind w:left="0" w:right="0" w:firstLine="0"/>
+        <w:jc w:val="center"/>
+        <w:rPr>
+          <w:rFonts w:ascii="Times New Roman" w:hAnsi="Times New Roman" w:eastAsia="宋体" w:cs="Times New Roman"/>
+          <w:kern w:val="0"/>
+          <w:sz w:val="21"/>
+          <w:szCs w:val="21"/>
+        </w:rPr>
+      </w:pPr>
+      <w:r>
+        <w:rPr>
+          <w:rFonts w:ascii="Times New Roman" w:hAnsi="Times New Roman" w:eastAsia="宋体"/>
+          <w:sz w:val="21"/>
+        </w:rPr>
+        <w:drawing>
+          <wp:inline distT="0" distB="0" distL="0" distR="0">
+            <wp:extent cx="802005" cy="3143250"/>
+            <wp:effectExtent l="0" t="0" r="0" b="0"/>
+            <wp:docPr id="200" name="Picture 200" descr="image"/>
+            <wp:cNvGraphicFramePr>
+              <a:graphicFrameLocks noChangeAspect="1"/>
+            </wp:cNvGraphicFramePr>
+            <a:graphic>
+              <a:graphicData uri="http://schemas.openxmlformats.org/drawingml/2006/picture">
+                <pic:pic>
+                  <pic:nvPicPr>
+                    <pic:cNvPr id="200" name="Picture 200" descr="image"/>
+                    <pic:cNvPicPr>
+                      <a:picLocks noChangeAspect="1"/>
+                    </pic:cNvPicPr>
+                  </pic:nvPicPr>
+                  <pic:blipFill>
+                    <a:blip r:embed="rId53"/>
+                    <a:stretch>
+                      <a:fillRect/>
+                    </a:stretch>
+                  </pic:blipFill>
+                  <pic:spPr>
+                    <a:xfrm>
+                      <a:off x="0" y="0"/>
+                      <a:ext cx="802005" cy="3143250"/>
+                    </a:xfrm>
+                    <a:prstGeom prst="rect">
+                      <a:avLst/>
+                    </a:prstGeom>
+                  </pic:spPr>
+                </pic:pic>
+              </a:graphicData>
+            </a:graphic>
+          </wp:inline>
+        </w:drawing>
+        <w:drawing>
+          <wp:inline distT="0" distB="0" distL="0" distR="0">
+            <wp:extent cx="2360295" cy="2368550"/>
+            <wp:effectExtent l="0" t="0" r="0" b="0"/>
+            <wp:docPr id="201" name="Picture 201" descr="image"/>
+            <wp:cNvGraphicFramePr>
+              <a:graphicFrameLocks noChangeAspect="1"/>
+            </wp:cNvGraphicFramePr>
+            <a:graphic>
+              <a:graphicData uri="http://schemas.openxmlformats.org/drawingml/2006/picture">
+                <pic:pic>
+                  <pic:nvPicPr>
+                    <pic:cNvPr id="201" name="Picture 201" descr="image"/>
+                    <pic:cNvPicPr>
+                      <a:picLocks noChangeAspect="1"/>
+                    </pic:cNvPicPr>
+                  </pic:nvPicPr>
+                  <pic:blipFill>
+                    <a:blip r:embed="rId54"/>
+                    <a:stretch>
+                      <a:fillRect/>
+                    </a:stretch>
+                  </pic:blipFill>
+                  <pic:spPr>
+                    <a:xfrm>
+                      <a:off x="0" y="0"/>
+                      <a:ext cx="2360295" cy="2368550"/>
                     </a:xfrm>
                     <a:prstGeom prst="rect">
                       <a:avLst/>
@@ -6160,23 +6308,23 @@
         </w:rPr>
         <w:drawing>
           <wp:inline distT="0" distB="0" distL="0" distR="0">
-            <wp:extent cx="3132000" cy="1905000"/>
+            <wp:extent cx="2212975" cy="1680845"/>
             <wp:effectExtent l="0" t="0" r="0" b="0"/>
-            <wp:docPr id="155" name="Picture 155" descr="image"/>
+            <wp:docPr id="202" name="Picture 202" descr="image"/>
             <wp:cNvGraphicFramePr>
-              <a:graphicFrameLocks xmlns:a="http://schemas.openxmlformats.org/drawingml/2006/main" noChangeAspect="1"/>
+              <a:graphicFrameLocks noChangeAspect="1"/>
             </wp:cNvGraphicFramePr>
-            <a:graphic xmlns:a="http://schemas.openxmlformats.org/drawingml/2006/main">
+            <a:graphic>
               <a:graphicData uri="http://schemas.openxmlformats.org/drawingml/2006/picture">
-                <pic:pic xmlns:pic="http://schemas.openxmlformats.org/drawingml/2006/picture">
+                <pic:pic>
                   <pic:nvPicPr>
-                    <pic:cNvPr id="155" name="Picture 155" descr="image"/>
+                    <pic:cNvPr id="202" name="Picture 202" descr="image"/>
                     <pic:cNvPicPr>
                       <a:picLocks noChangeAspect="1"/>
                     </pic:cNvPicPr>
                   </pic:nvPicPr>
                   <pic:blipFill>
-                    <a:blip r:embed="rId63|rId64"/>
+                    <a:blip r:embed="rId63"/>
                     <a:stretch>
                       <a:fillRect/>
                     </a:stretch>
@@ -6184,7 +6332,44 @@
                   <pic:spPr>
                     <a:xfrm>
                       <a:off x="0" y="0"/>
-                      <a:ext cx="3132000" cy="1905000"/>
+                      <a:ext cx="2212975" cy="1680845"/>
+                    </a:xfrm>
+                    <a:prstGeom prst="rect">
+                      <a:avLst/>
+                    </a:prstGeom>
+                  </pic:spPr>
+                </pic:pic>
+              </a:graphicData>
+            </a:graphic>
+          </wp:inline>
+        </w:drawing>
+        <w:drawing>
+          <wp:inline distT="0" distB="0" distL="0" distR="0">
+            <wp:extent cx="1427480" cy="2234565"/>
+            <wp:effectExtent l="0" t="0" r="0" b="0"/>
+            <wp:docPr id="203" name="Picture 203" descr="image"/>
+            <wp:cNvGraphicFramePr>
+              <a:graphicFrameLocks noChangeAspect="1"/>
+            </wp:cNvGraphicFramePr>
+            <a:graphic>
+              <a:graphicData uri="http://schemas.openxmlformats.org/drawingml/2006/picture">
+                <pic:pic>
+                  <pic:nvPicPr>
+                    <pic:cNvPr id="203" name="Picture 203" descr="image"/>
+                    <pic:cNvPicPr>
+                      <a:picLocks noChangeAspect="1"/>
+                    </pic:cNvPicPr>
+                  </pic:nvPicPr>
+                  <pic:blipFill>
+                    <a:blip r:embed="rId64"/>
+                    <a:stretch>
+                      <a:fillRect/>
+                    </a:stretch>
+                  </pic:blipFill>
+                  <pic:spPr>
+                    <a:xfrm>
+                      <a:off x="0" y="0"/>
+                      <a:ext cx="1427480" cy="2234565"/>
                     </a:xfrm>
                     <a:prstGeom prst="rect">
                       <a:avLst/>
@@ -6638,23 +6823,23 @@
         </w:rPr>
         <w:drawing>
           <wp:inline distT="0" distB="0" distL="0" distR="0">
-            <wp:extent cx="3132000" cy="2857500"/>
+            <wp:extent cx="2092325" cy="1565910"/>
             <wp:effectExtent l="0" t="0" r="0" b="0"/>
-            <wp:docPr id="160" name="Picture 160" descr="image"/>
+            <wp:docPr id="204" name="Picture 204" descr="image"/>
             <wp:cNvGraphicFramePr>
-              <a:graphicFrameLocks xmlns:a="http://schemas.openxmlformats.org/drawingml/2006/main" noChangeAspect="1"/>
+              <a:graphicFrameLocks noChangeAspect="1"/>
             </wp:cNvGraphicFramePr>
-            <a:graphic xmlns:a="http://schemas.openxmlformats.org/drawingml/2006/main">
+            <a:graphic>
               <a:graphicData uri="http://schemas.openxmlformats.org/drawingml/2006/picture">
-                <pic:pic xmlns:pic="http://schemas.openxmlformats.org/drawingml/2006/picture">
+                <pic:pic>
                   <pic:nvPicPr>
-                    <pic:cNvPr id="160" name="Picture 160" descr="image"/>
+                    <pic:cNvPr id="204" name="Picture 204" descr="image"/>
                     <pic:cNvPicPr>
                       <a:picLocks noChangeAspect="1"/>
                     </pic:cNvPicPr>
                   </pic:nvPicPr>
                   <pic:blipFill>
-                    <a:blip r:embed="rId69|rId70"/>
+                    <a:blip r:embed="rId69"/>
                     <a:stretch>
                       <a:fillRect/>
                     </a:stretch>
@@ -6662,7 +6847,44 @@
                   <pic:spPr>
                     <a:xfrm>
                       <a:off x="0" y="0"/>
-                      <a:ext cx="3132000" cy="2857500"/>
+                      <a:ext cx="2092325" cy="1565910"/>
+                    </a:xfrm>
+                    <a:prstGeom prst="rect">
+                      <a:avLst/>
+                    </a:prstGeom>
+                  </pic:spPr>
+                </pic:pic>
+              </a:graphicData>
+            </a:graphic>
+          </wp:inline>
+        </w:drawing>
+        <w:drawing>
+          <wp:inline distT="0" distB="0" distL="0" distR="0">
+            <wp:extent cx="2908935" cy="1754505"/>
+            <wp:effectExtent l="0" t="0" r="0" b="0"/>
+            <wp:docPr id="205" name="Picture 205" descr="image"/>
+            <wp:cNvGraphicFramePr>
+              <a:graphicFrameLocks noChangeAspect="1"/>
+            </wp:cNvGraphicFramePr>
+            <a:graphic>
+              <a:graphicData uri="http://schemas.openxmlformats.org/drawingml/2006/picture">
+                <pic:pic>
+                  <pic:nvPicPr>
+                    <pic:cNvPr id="205" name="Picture 205" descr="image"/>
+                    <pic:cNvPicPr>
+                      <a:picLocks noChangeAspect="1"/>
+                    </pic:cNvPicPr>
+                  </pic:nvPicPr>
+                  <pic:blipFill>
+                    <a:blip r:embed="rId70"/>
+                    <a:stretch>
+                      <a:fillRect/>
+                    </a:stretch>
+                  </pic:blipFill>
+                  <pic:spPr>
+                    <a:xfrm>
+                      <a:off x="0" y="0"/>
+                      <a:ext cx="2908935" cy="1754505"/>
                     </a:xfrm>
                     <a:prstGeom prst="rect">
                       <a:avLst/>
@@ -7322,23 +7544,23 @@
         </w:rPr>
         <w:drawing>
           <wp:inline distT="0" distB="0" distL="0" distR="0">
-            <wp:extent cx="3132000" cy="1905000"/>
+            <wp:extent cx="2567305" cy="1917700"/>
             <wp:effectExtent l="0" t="0" r="0" b="0"/>
-            <wp:docPr id="166" name="Picture 166" descr="image"/>
+            <wp:docPr id="206" name="Picture 206" descr="image"/>
             <wp:cNvGraphicFramePr>
-              <a:graphicFrameLocks xmlns:a="http://schemas.openxmlformats.org/drawingml/2006/main" noChangeAspect="1"/>
+              <a:graphicFrameLocks noChangeAspect="1"/>
             </wp:cNvGraphicFramePr>
-            <a:graphic xmlns:a="http://schemas.openxmlformats.org/drawingml/2006/main">
+            <a:graphic>
               <a:graphicData uri="http://schemas.openxmlformats.org/drawingml/2006/picture">
-                <pic:pic xmlns:pic="http://schemas.openxmlformats.org/drawingml/2006/picture">
+                <pic:pic>
                   <pic:nvPicPr>
-                    <pic:cNvPr id="166" name="Picture 166" descr="image"/>
+                    <pic:cNvPr id="206" name="Picture 206" descr="image"/>
                     <pic:cNvPicPr>
                       <a:picLocks noChangeAspect="1"/>
                     </pic:cNvPicPr>
                   </pic:nvPicPr>
                   <pic:blipFill>
-                    <a:blip r:embed="rId76|rId77"/>
+                    <a:blip r:embed="rId76"/>
                     <a:stretch>
                       <a:fillRect/>
                     </a:stretch>
@@ -7346,7 +7568,44 @@
                   <pic:spPr>
                     <a:xfrm>
                       <a:off x="0" y="0"/>
-                      <a:ext cx="3132000" cy="1905000"/>
+                      <a:ext cx="2567305" cy="1917700"/>
+                    </a:xfrm>
+                    <a:prstGeom prst="rect">
+                      <a:avLst/>
+                    </a:prstGeom>
+                  </pic:spPr>
+                </pic:pic>
+              </a:graphicData>
+            </a:graphic>
+          </wp:inline>
+        </w:drawing>
+        <w:drawing>
+          <wp:inline distT="0" distB="0" distL="0" distR="0">
+            <wp:extent cx="2564765" cy="1924050"/>
+            <wp:effectExtent l="0" t="0" r="0" b="0"/>
+            <wp:docPr id="207" name="Picture 207" descr="image"/>
+            <wp:cNvGraphicFramePr>
+              <a:graphicFrameLocks noChangeAspect="1"/>
+            </wp:cNvGraphicFramePr>
+            <a:graphic>
+              <a:graphicData uri="http://schemas.openxmlformats.org/drawingml/2006/picture">
+                <pic:pic>
+                  <pic:nvPicPr>
+                    <pic:cNvPr id="207" name="Picture 207" descr="image"/>
+                    <pic:cNvPicPr>
+                      <a:picLocks noChangeAspect="1"/>
+                    </pic:cNvPicPr>
+                  </pic:nvPicPr>
+                  <pic:blipFill>
+                    <a:blip r:embed="rId77"/>
+                    <a:stretch>
+                      <a:fillRect/>
+                    </a:stretch>
+                  </pic:blipFill>
+                  <pic:spPr>
+                    <a:xfrm>
+                      <a:off x="0" y="0"/>
+                      <a:ext cx="2564765" cy="1924050"/>
                     </a:xfrm>
                     <a:prstGeom prst="rect">
                       <a:avLst/>
@@ -8404,23 +8663,23 @@
         </w:rPr>
         <w:drawing>
           <wp:inline distT="0" distB="0" distL="0" distR="0">
-            <wp:extent cx="3132000" cy="2857500"/>
+            <wp:extent cx="2367280" cy="1765300"/>
             <wp:effectExtent l="0" t="0" r="0" b="0"/>
-            <wp:docPr id="176" name="Picture 176" descr="image"/>
+            <wp:docPr id="208" name="Picture 208" descr="image"/>
             <wp:cNvGraphicFramePr>
-              <a:graphicFrameLocks xmlns:a="http://schemas.openxmlformats.org/drawingml/2006/main" noChangeAspect="1"/>
+              <a:graphicFrameLocks noChangeAspect="1"/>
             </wp:cNvGraphicFramePr>
-            <a:graphic xmlns:a="http://schemas.openxmlformats.org/drawingml/2006/main">
+            <a:graphic>
               <a:graphicData uri="http://schemas.openxmlformats.org/drawingml/2006/picture">
-                <pic:pic xmlns:pic="http://schemas.openxmlformats.org/drawingml/2006/picture">
+                <pic:pic>
                   <pic:nvPicPr>
-                    <pic:cNvPr id="176" name="Picture 176" descr="image"/>
+                    <pic:cNvPr id="208" name="Picture 208" descr="image"/>
                     <pic:cNvPicPr>
                       <a:picLocks noChangeAspect="1"/>
                     </pic:cNvPicPr>
                   </pic:nvPicPr>
                   <pic:blipFill>
-                    <a:blip r:embed="rId87|rId88"/>
+                    <a:blip r:embed="rId87"/>
                     <a:stretch>
                       <a:fillRect/>
                     </a:stretch>
@@ -8428,7 +8687,7 @@
                   <pic:spPr>
                     <a:xfrm>
                       <a:off x="0" y="0"/>
-                      <a:ext cx="3132000" cy="2857500"/>
+                      <a:ext cx="2367280" cy="1765300"/>
                     </a:xfrm>
                     <a:prstGeom prst="rect">
                       <a:avLst/>
@@ -8439,171 +8698,25 @@
             </a:graphic>
           </wp:inline>
         </w:drawing>
-      </w:r>
-    </w:p>
-    <w:p>
-      <w:pPr>
-        <w:keepNext/>
-        <w:spacing w:before="60" w:after="20" w:line="300" w:lineRule="auto"/>
-        <w:ind w:left="420" w:right="0" w:firstLine="0"/>
-        <w:jc w:val="left"/>
-        <w:rPr>
-          <w:rFonts w:ascii="Times New Roman" w:hAnsi="Times New Roman" w:eastAsia="宋体" w:cs="Times New Roman"/>
-          <w:kern w:val="0"/>
-          <w:sz w:val="21"/>
-          <w:szCs w:val="21"/>
-        </w:rPr>
-      </w:pPr>
-      <w:r>
-        <w:rPr>
-          <w:rFonts w:ascii="Times New Roman" w:hAnsi="Times New Roman" w:eastAsia="宋体" w:cs="Times New Roman"/>
-          <w:kern w:val="0"/>
-          <w:sz w:val="21"/>
-          <w:szCs w:val="21"/>
-        </w:rPr>
-        <w:t xml:space="preserve">A．上下来回走</w:t>
-      </w:r>
-    </w:p>
-    <w:p>
-      <w:pPr>
-        <w:keepNext/>
-        <w:spacing w:before="60" w:after="20" w:line="300" w:lineRule="auto"/>
-        <w:ind w:left="420" w:right="0" w:firstLine="0"/>
-        <w:jc w:val="left"/>
-        <w:rPr>
-          <w:rFonts w:ascii="Times New Roman" w:hAnsi="Times New Roman" w:eastAsia="宋体" w:cs="Times New Roman"/>
-          <w:kern w:val="0"/>
-          <w:sz w:val="21"/>
-          <w:szCs w:val="21"/>
-        </w:rPr>
-      </w:pPr>
-      <w:r>
-        <w:rPr>
-          <w:rFonts w:ascii="Times New Roman" w:hAnsi="Times New Roman" w:eastAsia="宋体" w:cs="Times New Roman"/>
-          <w:kern w:val="0"/>
-          <w:sz w:val="21"/>
-          <w:szCs w:val="21"/>
-        </w:rPr>
-        <w:t xml:space="preserve">B．先向右走，再往上走</w:t>
-      </w:r>
-    </w:p>
-    <w:p>
-      <w:pPr>
-        <w:keepNext/>
-        <w:spacing w:before="60" w:after="20" w:line="300" w:lineRule="auto"/>
-        <w:ind w:left="420" w:right="0" w:firstLine="0"/>
-        <w:jc w:val="left"/>
-        <w:rPr>
-          <w:rFonts w:ascii="Times New Roman" w:hAnsi="Times New Roman" w:eastAsia="宋体" w:cs="Times New Roman"/>
-          <w:kern w:val="0"/>
-          <w:sz w:val="21"/>
-          <w:szCs w:val="21"/>
-        </w:rPr>
-      </w:pPr>
-      <w:r>
-        <w:rPr>
-          <w:rFonts w:ascii="Times New Roman" w:hAnsi="Times New Roman" w:eastAsia="宋体" w:cs="Times New Roman"/>
-          <w:kern w:val="0"/>
-          <w:sz w:val="21"/>
-          <w:szCs w:val="21"/>
-        </w:rPr>
-        <w:t xml:space="preserve">C．左右来回走</w:t>
-      </w:r>
-    </w:p>
-    <w:p>
-      <w:pPr>
-        <w:keepNext/>
-        <w:spacing w:before="60" w:after="20" w:line="300" w:lineRule="auto"/>
-        <w:ind w:left="420" w:right="0" w:firstLine="0"/>
-        <w:jc w:val="left"/>
-        <w:rPr>
-          <w:rFonts w:ascii="Times New Roman" w:hAnsi="Times New Roman" w:eastAsia="宋体" w:cs="Times New Roman"/>
-          <w:kern w:val="0"/>
-          <w:sz w:val="21"/>
-          <w:szCs w:val="21"/>
-        </w:rPr>
-      </w:pPr>
-      <w:r>
-        <w:rPr>
-          <w:rFonts w:ascii="Times New Roman" w:hAnsi="Times New Roman" w:eastAsia="宋体" w:cs="Times New Roman"/>
-          <w:kern w:val="0"/>
-          <w:sz w:val="21"/>
-          <w:szCs w:val="21"/>
-        </w:rPr>
-        <w:t xml:space="preserve">D．先向右走，碰到舞台边缘后，停止不动</w:t>
-      </w:r>
-    </w:p>
-    <w:p>
-      <w:pPr>
-        <w:spacing w:before="0" w:after="0" w:line="300" w:lineRule="auto"/>
-        <w:rPr>
-          <w:rFonts w:ascii="Times New Roman" w:hAnsi="Times New Roman" w:eastAsia="宋体" w:cs="Times New Roman"/>
-          <w:kern w:val="0"/>
-          <w:sz w:val="12"/>
-          <w:szCs w:val="12"/>
-        </w:rPr>
-      </w:pPr>
-    </w:p>
-    <w:p>
-      <w:pPr>
-        <w:keepNext/>
-        <w:spacing w:before="40" w:after="30" w:line="300" w:lineRule="auto"/>
-        <w:ind w:left="0" w:right="0" w:firstLine="0"/>
-        <w:jc w:val="left"/>
-        <w:rPr>
-          <w:rFonts w:ascii="Times New Roman" w:hAnsi="Times New Roman" w:eastAsia="宋体" w:cs="Times New Roman"/>
-          <w:kern w:val="0"/>
-          <w:sz w:val="21"/>
-          <w:szCs w:val="21"/>
-        </w:rPr>
-      </w:pPr>
-      <w:r>
-        <w:rPr>
-          <w:rFonts w:ascii="Times New Roman" w:hAnsi="Times New Roman" w:eastAsia="宋体" w:cs="Times New Roman"/>
-          <w:kern w:val="0"/>
-          <w:sz w:val="21"/>
-          <w:szCs w:val="21"/>
-        </w:rPr>
-        <w:t xml:space="preserve">25．角色初始位置如下图所示，运行右图篮球的程序，下列说法正确的是？（ ）</w:t>
-      </w:r>
-    </w:p>
-    <w:p>
-      <w:pPr>
-        <w:keepNext/>
-        <w:spacing w:before="40" w:after="40" w:line="240" w:lineRule="auto"/>
-        <w:ind w:left="0" w:right="0" w:firstLine="0"/>
-        <w:jc w:val="center"/>
-        <w:rPr>
-          <w:rFonts w:ascii="Times New Roman" w:hAnsi="Times New Roman" w:eastAsia="宋体" w:cs="Times New Roman"/>
-          <w:kern w:val="0"/>
-          <w:sz w:val="21"/>
-          <w:szCs w:val="21"/>
-        </w:rPr>
-      </w:pPr>
-      <w:r>
-        <w:rPr>
-          <w:rFonts w:ascii="Times New Roman" w:hAnsi="Times New Roman" w:eastAsia="宋体"/>
-          <w:sz w:val="21"/>
-        </w:rPr>
         <w:drawing>
           <wp:inline distT="0" distB="0" distL="0" distR="0">
-            <wp:extent cx="3132000" cy="2857500"/>
+            <wp:extent cx="1863725" cy="2148840"/>
             <wp:effectExtent l="0" t="0" r="0" b="0"/>
-            <wp:docPr id="177" name="Picture 177" descr="image"/>
+            <wp:docPr id="209" name="Picture 209" descr="image"/>
             <wp:cNvGraphicFramePr>
-              <a:graphicFrameLocks xmlns:a="http://schemas.openxmlformats.org/drawingml/2006/main" noChangeAspect="1"/>
+              <a:graphicFrameLocks noChangeAspect="1"/>
             </wp:cNvGraphicFramePr>
-            <a:graphic xmlns:a="http://schemas.openxmlformats.org/drawingml/2006/main">
+            <a:graphic>
               <a:graphicData uri="http://schemas.openxmlformats.org/drawingml/2006/picture">
-                <pic:pic xmlns:pic="http://schemas.openxmlformats.org/drawingml/2006/picture">
+                <pic:pic>
                   <pic:nvPicPr>
-                    <pic:cNvPr id="177" name="Picture 177" descr="image"/>
+                    <pic:cNvPr id="209" name="Picture 209" descr="image"/>
                     <pic:cNvPicPr>
                       <a:picLocks noChangeAspect="1"/>
                     </pic:cNvPicPr>
                   </pic:nvPicPr>
                   <pic:blipFill>
-                    <a:blip r:embed="rId89|rId90"/>
+                    <a:blip r:embed="rId88"/>
                     <a:stretch>
                       <a:fillRect/>
                     </a:stretch>
@@ -8611,7 +8724,227 @@
                   <pic:spPr>
                     <a:xfrm>
                       <a:off x="0" y="0"/>
-                      <a:ext cx="3132000" cy="2857500"/>
+                      <a:ext cx="1863725" cy="2148840"/>
+                    </a:xfrm>
+                    <a:prstGeom prst="rect">
+                      <a:avLst/>
+                    </a:prstGeom>
+                  </pic:spPr>
+                </pic:pic>
+              </a:graphicData>
+            </a:graphic>
+          </wp:inline>
+        </w:drawing>
+      </w:r>
+    </w:p>
+    <w:p>
+      <w:pPr>
+        <w:keepNext/>
+        <w:spacing w:before="60" w:after="20" w:line="300" w:lineRule="auto"/>
+        <w:ind w:left="420" w:right="0" w:firstLine="0"/>
+        <w:jc w:val="left"/>
+        <w:rPr>
+          <w:rFonts w:ascii="Times New Roman" w:hAnsi="Times New Roman" w:eastAsia="宋体" w:cs="Times New Roman"/>
+          <w:kern w:val="0"/>
+          <w:sz w:val="21"/>
+          <w:szCs w:val="21"/>
+        </w:rPr>
+      </w:pPr>
+      <w:r>
+        <w:rPr>
+          <w:rFonts w:ascii="Times New Roman" w:hAnsi="Times New Roman" w:eastAsia="宋体" w:cs="Times New Roman"/>
+          <w:kern w:val="0"/>
+          <w:sz w:val="21"/>
+          <w:szCs w:val="21"/>
+        </w:rPr>
+        <w:t xml:space="preserve">A．上下来回走</w:t>
+      </w:r>
+    </w:p>
+    <w:p>
+      <w:pPr>
+        <w:keepNext/>
+        <w:spacing w:before="60" w:after="20" w:line="300" w:lineRule="auto"/>
+        <w:ind w:left="420" w:right="0" w:firstLine="0"/>
+        <w:jc w:val="left"/>
+        <w:rPr>
+          <w:rFonts w:ascii="Times New Roman" w:hAnsi="Times New Roman" w:eastAsia="宋体" w:cs="Times New Roman"/>
+          <w:kern w:val="0"/>
+          <w:sz w:val="21"/>
+          <w:szCs w:val="21"/>
+        </w:rPr>
+      </w:pPr>
+      <w:r>
+        <w:rPr>
+          <w:rFonts w:ascii="Times New Roman" w:hAnsi="Times New Roman" w:eastAsia="宋体" w:cs="Times New Roman"/>
+          <w:kern w:val="0"/>
+          <w:sz w:val="21"/>
+          <w:szCs w:val="21"/>
+        </w:rPr>
+        <w:t xml:space="preserve">B．先向右走，再往上走</w:t>
+      </w:r>
+    </w:p>
+    <w:p>
+      <w:pPr>
+        <w:keepNext/>
+        <w:spacing w:before="60" w:after="20" w:line="300" w:lineRule="auto"/>
+        <w:ind w:left="420" w:right="0" w:firstLine="0"/>
+        <w:jc w:val="left"/>
+        <w:rPr>
+          <w:rFonts w:ascii="Times New Roman" w:hAnsi="Times New Roman" w:eastAsia="宋体" w:cs="Times New Roman"/>
+          <w:kern w:val="0"/>
+          <w:sz w:val="21"/>
+          <w:szCs w:val="21"/>
+        </w:rPr>
+      </w:pPr>
+      <w:r>
+        <w:rPr>
+          <w:rFonts w:ascii="Times New Roman" w:hAnsi="Times New Roman" w:eastAsia="宋体" w:cs="Times New Roman"/>
+          <w:kern w:val="0"/>
+          <w:sz w:val="21"/>
+          <w:szCs w:val="21"/>
+        </w:rPr>
+        <w:t xml:space="preserve">C．左右来回走</w:t>
+      </w:r>
+    </w:p>
+    <w:p>
+      <w:pPr>
+        <w:keepNext/>
+        <w:spacing w:before="60" w:after="20" w:line="300" w:lineRule="auto"/>
+        <w:ind w:left="420" w:right="0" w:firstLine="0"/>
+        <w:jc w:val="left"/>
+        <w:rPr>
+          <w:rFonts w:ascii="Times New Roman" w:hAnsi="Times New Roman" w:eastAsia="宋体" w:cs="Times New Roman"/>
+          <w:kern w:val="0"/>
+          <w:sz w:val="21"/>
+          <w:szCs w:val="21"/>
+        </w:rPr>
+      </w:pPr>
+      <w:r>
+        <w:rPr>
+          <w:rFonts w:ascii="Times New Roman" w:hAnsi="Times New Roman" w:eastAsia="宋体" w:cs="Times New Roman"/>
+          <w:kern w:val="0"/>
+          <w:sz w:val="21"/>
+          <w:szCs w:val="21"/>
+        </w:rPr>
+        <w:t xml:space="preserve">D．先向右走，碰到舞台边缘后，停止不动</w:t>
+      </w:r>
+    </w:p>
+    <w:p>
+      <w:pPr>
+        <w:spacing w:before="0" w:after="0" w:line="300" w:lineRule="auto"/>
+        <w:rPr>
+          <w:rFonts w:ascii="Times New Roman" w:hAnsi="Times New Roman" w:eastAsia="宋体" w:cs="Times New Roman"/>
+          <w:kern w:val="0"/>
+          <w:sz w:val="12"/>
+          <w:szCs w:val="12"/>
+        </w:rPr>
+      </w:pPr>
+    </w:p>
+    <w:p>
+      <w:pPr>
+        <w:keepNext/>
+        <w:spacing w:before="40" w:after="30" w:line="300" w:lineRule="auto"/>
+        <w:ind w:left="0" w:right="0" w:firstLine="0"/>
+        <w:jc w:val="left"/>
+        <w:rPr>
+          <w:rFonts w:ascii="Times New Roman" w:hAnsi="Times New Roman" w:eastAsia="宋体" w:cs="Times New Roman"/>
+          <w:kern w:val="0"/>
+          <w:sz w:val="21"/>
+          <w:szCs w:val="21"/>
+        </w:rPr>
+      </w:pPr>
+      <w:r>
+        <w:rPr>
+          <w:rFonts w:ascii="Times New Roman" w:hAnsi="Times New Roman" w:eastAsia="宋体" w:cs="Times New Roman"/>
+          <w:kern w:val="0"/>
+          <w:sz w:val="21"/>
+          <w:szCs w:val="21"/>
+        </w:rPr>
+        <w:t xml:space="preserve">25．角色初始位置如下图所示，运行右图篮球的程序，下列说法正确的是？（ ）</w:t>
+      </w:r>
+    </w:p>
+    <w:p>
+      <w:pPr>
+        <w:keepNext/>
+        <w:spacing w:before="40" w:after="40" w:line="240" w:lineRule="auto"/>
+        <w:ind w:left="0" w:right="0" w:firstLine="0"/>
+        <w:jc w:val="center"/>
+        <w:rPr>
+          <w:rFonts w:ascii="Times New Roman" w:hAnsi="Times New Roman" w:eastAsia="宋体" w:cs="Times New Roman"/>
+          <w:kern w:val="0"/>
+          <w:sz w:val="21"/>
+          <w:szCs w:val="21"/>
+        </w:rPr>
+      </w:pPr>
+      <w:r>
+        <w:rPr>
+          <w:rFonts w:ascii="Times New Roman" w:hAnsi="Times New Roman" w:eastAsia="宋体"/>
+          <w:sz w:val="21"/>
+        </w:rPr>
+        <w:drawing>
+          <wp:inline distT="0" distB="0" distL="0" distR="0">
+            <wp:extent cx="2704465" cy="2023110"/>
+            <wp:effectExtent l="0" t="0" r="0" b="0"/>
+            <wp:docPr id="210" name="Picture 210" descr="image"/>
+            <wp:cNvGraphicFramePr>
+              <a:graphicFrameLocks noChangeAspect="1"/>
+            </wp:cNvGraphicFramePr>
+            <a:graphic>
+              <a:graphicData uri="http://schemas.openxmlformats.org/drawingml/2006/picture">
+                <pic:pic>
+                  <pic:nvPicPr>
+                    <pic:cNvPr id="210" name="Picture 210" descr="image"/>
+                    <pic:cNvPicPr>
+                      <a:picLocks noChangeAspect="1"/>
+                    </pic:cNvPicPr>
+                  </pic:nvPicPr>
+                  <pic:blipFill>
+                    <a:blip r:embed="rId89"/>
+                    <a:stretch>
+                      <a:fillRect/>
+                    </a:stretch>
+                  </pic:blipFill>
+                  <pic:spPr>
+                    <a:xfrm>
+                      <a:off x="0" y="0"/>
+                      <a:ext cx="2704465" cy="2023110"/>
+                    </a:xfrm>
+                    <a:prstGeom prst="rect">
+                      <a:avLst/>
+                    </a:prstGeom>
+                  </pic:spPr>
+                </pic:pic>
+              </a:graphicData>
+            </a:graphic>
+          </wp:inline>
+        </w:drawing>
+        <w:drawing>
+          <wp:inline distT="0" distB="0" distL="0" distR="0">
+            <wp:extent cx="1985645" cy="2143760"/>
+            <wp:effectExtent l="0" t="0" r="0" b="0"/>
+            <wp:docPr id="211" name="Picture 211" descr="image"/>
+            <wp:cNvGraphicFramePr>
+              <a:graphicFrameLocks noChangeAspect="1"/>
+            </wp:cNvGraphicFramePr>
+            <a:graphic>
+              <a:graphicData uri="http://schemas.openxmlformats.org/drawingml/2006/picture">
+                <pic:pic>
+                  <pic:nvPicPr>
+                    <pic:cNvPr id="211" name="Picture 211" descr="image"/>
+                    <pic:cNvPicPr>
+                      <a:picLocks noChangeAspect="1"/>
+                    </pic:cNvPicPr>
+                  </pic:nvPicPr>
+                  <pic:blipFill>
+                    <a:blip r:embed="rId90"/>
+                    <a:stretch>
+                      <a:fillRect/>
+                    </a:stretch>
+                  </pic:blipFill>
+                  <pic:spPr>
+                    <a:xfrm>
+                      <a:off x="0" y="0"/>
+                      <a:ext cx="1985645" cy="2143760"/>
                     </a:xfrm>
                     <a:prstGeom prst="rect">
                       <a:avLst/>
@@ -8922,23 +9255,23 @@
         </w:rPr>
         <w:drawing>
           <wp:inline distT="0" distB="0" distL="0" distR="0">
-            <wp:extent cx="3132000" cy="2857500"/>
+            <wp:extent cx="1630680" cy="2703195"/>
             <wp:effectExtent l="0" t="0" r="0" b="0"/>
-            <wp:docPr id="179" name="Picture 179" descr="image"/>
+            <wp:docPr id="212" name="Picture 212" descr="image"/>
             <wp:cNvGraphicFramePr>
-              <a:graphicFrameLocks xmlns:a="http://schemas.openxmlformats.org/drawingml/2006/main" noChangeAspect="1"/>
+              <a:graphicFrameLocks noChangeAspect="1"/>
             </wp:cNvGraphicFramePr>
-            <a:graphic xmlns:a="http://schemas.openxmlformats.org/drawingml/2006/main">
+            <a:graphic>
               <a:graphicData uri="http://schemas.openxmlformats.org/drawingml/2006/picture">
-                <pic:pic xmlns:pic="http://schemas.openxmlformats.org/drawingml/2006/picture">
+                <pic:pic>
                   <pic:nvPicPr>
-                    <pic:cNvPr id="179" name="Picture 179" descr="image"/>
+                    <pic:cNvPr id="212" name="Picture 212" descr="image"/>
                     <pic:cNvPicPr>
                       <a:picLocks noChangeAspect="1"/>
                     </pic:cNvPicPr>
                   </pic:nvPicPr>
                   <pic:blipFill>
-                    <a:blip r:embed="rId92|rId93"/>
+                    <a:blip r:embed="rId92"/>
                     <a:stretch>
                       <a:fillRect/>
                     </a:stretch>
@@ -8946,7 +9279,44 @@
                   <pic:spPr>
                     <a:xfrm>
                       <a:off x="0" y="0"/>
-                      <a:ext cx="3132000" cy="2857500"/>
+                      <a:ext cx="1630680" cy="2703195"/>
+                    </a:xfrm>
+                    <a:prstGeom prst="rect">
+                      <a:avLst/>
+                    </a:prstGeom>
+                  </pic:spPr>
+                </pic:pic>
+              </a:graphicData>
+            </a:graphic>
+          </wp:inline>
+        </w:drawing>
+        <w:drawing>
+          <wp:inline distT="0" distB="0" distL="0" distR="0">
+            <wp:extent cx="2634615" cy="1995170"/>
+            <wp:effectExtent l="0" t="0" r="0" b="0"/>
+            <wp:docPr id="213" name="Picture 213" descr="image"/>
+            <wp:cNvGraphicFramePr>
+              <a:graphicFrameLocks noChangeAspect="1"/>
+            </wp:cNvGraphicFramePr>
+            <a:graphic>
+              <a:graphicData uri="http://schemas.openxmlformats.org/drawingml/2006/picture">
+                <pic:pic>
+                  <pic:nvPicPr>
+                    <pic:cNvPr id="213" name="Picture 213" descr="image"/>
+                    <pic:cNvPicPr>
+                      <a:picLocks noChangeAspect="1"/>
+                    </pic:cNvPicPr>
+                  </pic:nvPicPr>
+                  <pic:blipFill>
+                    <a:blip r:embed="rId93"/>
+                    <a:stretch>
+                      <a:fillRect/>
+                    </a:stretch>
+                  </pic:blipFill>
+                  <pic:spPr>
+                    <a:xfrm>
+                      <a:off x="0" y="0"/>
+                      <a:ext cx="2634615" cy="1995170"/>
                     </a:xfrm>
                     <a:prstGeom prst="rect">
                       <a:avLst/>
@@ -9320,23 +9690,23 @@
         </w:rPr>
         <w:drawing>
           <wp:inline distT="0" distB="0" distL="0" distR="0">
-            <wp:extent cx="3132000" cy="2857500"/>
+            <wp:extent cx="2429510" cy="1822450"/>
             <wp:effectExtent l="0" t="0" r="0" b="0"/>
-            <wp:docPr id="183" name="Picture 183" descr="image"/>
+            <wp:docPr id="214" name="Picture 214" descr="image"/>
             <wp:cNvGraphicFramePr>
-              <a:graphicFrameLocks xmlns:a="http://schemas.openxmlformats.org/drawingml/2006/main" noChangeAspect="1"/>
+              <a:graphicFrameLocks noChangeAspect="1"/>
             </wp:cNvGraphicFramePr>
-            <a:graphic xmlns:a="http://schemas.openxmlformats.org/drawingml/2006/main">
+            <a:graphic>
               <a:graphicData uri="http://schemas.openxmlformats.org/drawingml/2006/picture">
-                <pic:pic xmlns:pic="http://schemas.openxmlformats.org/drawingml/2006/picture">
+                <pic:pic>
                   <pic:nvPicPr>
-                    <pic:cNvPr id="183" name="Picture 183" descr="image"/>
+                    <pic:cNvPr id="214" name="Picture 214" descr="image"/>
                     <pic:cNvPicPr>
                       <a:picLocks noChangeAspect="1"/>
                     </pic:cNvPicPr>
                   </pic:nvPicPr>
                   <pic:blipFill>
-                    <a:blip r:embed="rId97|rId98"/>
+                    <a:blip r:embed="rId97"/>
                     <a:stretch>
                       <a:fillRect/>
                     </a:stretch>
@@ -9344,7 +9714,7 @@
                   <pic:spPr>
                     <a:xfrm>
                       <a:off x="0" y="0"/>
-                      <a:ext cx="3132000" cy="2857500"/>
+                      <a:ext cx="2429510" cy="1822450"/>
                     </a:xfrm>
                     <a:prstGeom prst="rect">
                       <a:avLst/>
@@ -9355,79 +9725,25 @@
             </a:graphic>
           </wp:inline>
         </w:drawing>
-      </w:r>
-    </w:p>
-    <w:p>
-      <w:pPr>
-        <w:spacing w:before="0" w:after="0" w:line="300" w:lineRule="auto"/>
-        <w:rPr>
-          <w:rFonts w:ascii="Times New Roman" w:hAnsi="Times New Roman" w:eastAsia="宋体" w:cs="Times New Roman"/>
-          <w:kern w:val="0"/>
-          <w:sz w:val="12"/>
-          <w:szCs w:val="12"/>
-        </w:rPr>
-      </w:pPr>
-    </w:p>
-    <w:p>
-      <w:pPr>
-        <w:keepNext/>
-        <w:spacing w:before="40" w:after="30" w:line="300" w:lineRule="auto"/>
-        <w:ind w:left="0" w:right="0" w:firstLine="0"/>
-        <w:jc w:val="left"/>
-        <w:rPr>
-          <w:rFonts w:ascii="Times New Roman" w:hAnsi="Times New Roman" w:eastAsia="宋体" w:cs="Times New Roman"/>
-          <w:kern w:val="0"/>
-          <w:sz w:val="21"/>
-          <w:szCs w:val="21"/>
-        </w:rPr>
-      </w:pPr>
-      <w:r>
-        <w:rPr>
-          <w:rFonts w:ascii="Times New Roman" w:hAnsi="Times New Roman" w:eastAsia="宋体" w:cs="Times New Roman"/>
-          <w:kern w:val="0"/>
-          <w:sz w:val="21"/>
-          <w:szCs w:val="21"/>
-        </w:rPr>
-        <w:t xml:space="preserve">33．使用下列积木中的取色工具，只能取到背景中的绿色，无法取到小猫身上的橙色。（ ）</w:t>
-      </w:r>
-    </w:p>
-    <w:p>
-      <w:pPr>
-        <w:keepNext/>
-        <w:spacing w:before="40" w:after="40" w:line="240" w:lineRule="auto"/>
-        <w:ind w:left="0" w:right="0" w:firstLine="0"/>
-        <w:jc w:val="center"/>
-        <w:rPr>
-          <w:rFonts w:ascii="Times New Roman" w:hAnsi="Times New Roman" w:eastAsia="宋体" w:cs="Times New Roman"/>
-          <w:kern w:val="0"/>
-          <w:sz w:val="21"/>
-          <w:szCs w:val="21"/>
-        </w:rPr>
-      </w:pPr>
-      <w:r>
-        <w:rPr>
-          <w:rFonts w:ascii="Times New Roman" w:hAnsi="Times New Roman" w:eastAsia="宋体"/>
-          <w:sz w:val="21"/>
-        </w:rPr>
         <w:drawing>
           <wp:inline distT="0" distB="0" distL="0" distR="0">
-            <wp:extent cx="3132000" cy="2857500"/>
+            <wp:extent cx="2031365" cy="1876425"/>
             <wp:effectExtent l="0" t="0" r="0" b="0"/>
-            <wp:docPr id="184" name="Picture 184" descr="image"/>
+            <wp:docPr id="215" name="Picture 215" descr="image"/>
             <wp:cNvGraphicFramePr>
-              <a:graphicFrameLocks xmlns:a="http://schemas.openxmlformats.org/drawingml/2006/main" noChangeAspect="1"/>
+              <a:graphicFrameLocks noChangeAspect="1"/>
             </wp:cNvGraphicFramePr>
-            <a:graphic xmlns:a="http://schemas.openxmlformats.org/drawingml/2006/main">
+            <a:graphic>
               <a:graphicData uri="http://schemas.openxmlformats.org/drawingml/2006/picture">
-                <pic:pic xmlns:pic="http://schemas.openxmlformats.org/drawingml/2006/picture">
+                <pic:pic>
                   <pic:nvPicPr>
-                    <pic:cNvPr id="184" name="Picture 184" descr="image"/>
+                    <pic:cNvPr id="215" name="Picture 215" descr="image"/>
                     <pic:cNvPicPr>
                       <a:picLocks noChangeAspect="1"/>
                     </pic:cNvPicPr>
                   </pic:nvPicPr>
                   <pic:blipFill>
-                    <a:blip r:embed="rId99|rId100"/>
+                    <a:blip r:embed="rId98"/>
                     <a:stretch>
                       <a:fillRect/>
                     </a:stretch>
@@ -9435,7 +9751,135 @@
                   <pic:spPr>
                     <a:xfrm>
                       <a:off x="0" y="0"/>
-                      <a:ext cx="3132000" cy="2857500"/>
+                      <a:ext cx="2031365" cy="1876425"/>
+                    </a:xfrm>
+                    <a:prstGeom prst="rect">
+                      <a:avLst/>
+                    </a:prstGeom>
+                  </pic:spPr>
+                </pic:pic>
+              </a:graphicData>
+            </a:graphic>
+          </wp:inline>
+        </w:drawing>
+      </w:r>
+    </w:p>
+    <w:p>
+      <w:pPr>
+        <w:spacing w:before="0" w:after="0" w:line="300" w:lineRule="auto"/>
+        <w:rPr>
+          <w:rFonts w:ascii="Times New Roman" w:hAnsi="Times New Roman" w:eastAsia="宋体" w:cs="Times New Roman"/>
+          <w:kern w:val="0"/>
+          <w:sz w:val="12"/>
+          <w:szCs w:val="12"/>
+        </w:rPr>
+      </w:pPr>
+    </w:p>
+    <w:p>
+      <w:pPr>
+        <w:keepNext/>
+        <w:spacing w:before="40" w:after="30" w:line="300" w:lineRule="auto"/>
+        <w:ind w:left="0" w:right="0" w:firstLine="0"/>
+        <w:jc w:val="left"/>
+        <w:rPr>
+          <w:rFonts w:ascii="Times New Roman" w:hAnsi="Times New Roman" w:eastAsia="宋体" w:cs="Times New Roman"/>
+          <w:kern w:val="0"/>
+          <w:sz w:val="21"/>
+          <w:szCs w:val="21"/>
+        </w:rPr>
+      </w:pPr>
+      <w:r>
+        <w:rPr>
+          <w:rFonts w:ascii="Times New Roman" w:hAnsi="Times New Roman" w:eastAsia="宋体" w:cs="Times New Roman"/>
+          <w:kern w:val="0"/>
+          <w:sz w:val="21"/>
+          <w:szCs w:val="21"/>
+        </w:rPr>
+        <w:t xml:space="preserve">33．使用下列积木中的取色工具，只能取到背景中的绿色，无法取到小猫身上的橙色。（ ）</w:t>
+      </w:r>
+    </w:p>
+    <w:p>
+      <w:pPr>
+        <w:keepNext/>
+        <w:spacing w:before="40" w:after="40" w:line="240" w:lineRule="auto"/>
+        <w:ind w:left="0" w:right="0" w:firstLine="0"/>
+        <w:jc w:val="center"/>
+        <w:rPr>
+          <w:rFonts w:ascii="Times New Roman" w:hAnsi="Times New Roman" w:eastAsia="宋体" w:cs="Times New Roman"/>
+          <w:kern w:val="0"/>
+          <w:sz w:val="21"/>
+          <w:szCs w:val="21"/>
+        </w:rPr>
+      </w:pPr>
+      <w:r>
+        <w:rPr>
+          <w:rFonts w:ascii="Times New Roman" w:hAnsi="Times New Roman" w:eastAsia="宋体"/>
+          <w:sz w:val="21"/>
+        </w:rPr>
+        <w:drawing>
+          <wp:inline distT="0" distB="0" distL="0" distR="0">
+            <wp:extent cx="2338070" cy="1776730"/>
+            <wp:effectExtent l="0" t="0" r="0" b="0"/>
+            <wp:docPr id="216" name="Picture 216" descr="image"/>
+            <wp:cNvGraphicFramePr>
+              <a:graphicFrameLocks noChangeAspect="1"/>
+            </wp:cNvGraphicFramePr>
+            <a:graphic>
+              <a:graphicData uri="http://schemas.openxmlformats.org/drawingml/2006/picture">
+                <pic:pic>
+                  <pic:nvPicPr>
+                    <pic:cNvPr id="216" name="Picture 216" descr="image"/>
+                    <pic:cNvPicPr>
+                      <a:picLocks noChangeAspect="1"/>
+                    </pic:cNvPicPr>
+                  </pic:nvPicPr>
+                  <pic:blipFill>
+                    <a:blip r:embed="rId99"/>
+                    <a:stretch>
+                      <a:fillRect/>
+                    </a:stretch>
+                  </pic:blipFill>
+                  <pic:spPr>
+                    <a:xfrm>
+                      <a:off x="0" y="0"/>
+                      <a:ext cx="2338070" cy="1776730"/>
+                    </a:xfrm>
+                    <a:prstGeom prst="rect">
+                      <a:avLst/>
+                    </a:prstGeom>
+                  </pic:spPr>
+                </pic:pic>
+              </a:graphicData>
+            </a:graphic>
+          </wp:inline>
+        </w:drawing>
+        <w:drawing>
+          <wp:inline distT="0" distB="0" distL="0" distR="0">
+            <wp:extent cx="1399540" cy="2003425"/>
+            <wp:effectExtent l="0" t="0" r="0" b="0"/>
+            <wp:docPr id="217" name="Picture 217" descr="image"/>
+            <wp:cNvGraphicFramePr>
+              <a:graphicFrameLocks noChangeAspect="1"/>
+            </wp:cNvGraphicFramePr>
+            <a:graphic>
+              <a:graphicData uri="http://schemas.openxmlformats.org/drawingml/2006/picture">
+                <pic:pic>
+                  <pic:nvPicPr>
+                    <pic:cNvPr id="217" name="Picture 217" descr="image"/>
+                    <pic:cNvPicPr>
+                      <a:picLocks noChangeAspect="1"/>
+                    </pic:cNvPicPr>
+                  </pic:nvPicPr>
+                  <pic:blipFill>
+                    <a:blip r:embed="rId100"/>
+                    <a:stretch>
+                      <a:fillRect/>
+                    </a:stretch>
+                  </pic:blipFill>
+                  <pic:spPr>
+                    <a:xfrm>
+                      <a:off x="0" y="0"/>
+                      <a:ext cx="1399540" cy="2003425"/>
                     </a:xfrm>
                     <a:prstGeom prst="rect">
                       <a:avLst/>
@@ -9593,23 +10037,23 @@
         </w:rPr>
         <w:drawing>
           <wp:inline distT="0" distB="0" distL="0" distR="0">
-            <wp:extent cx="3132000" cy="2857500"/>
+            <wp:extent cx="2091690" cy="1539875"/>
             <wp:effectExtent l="0" t="0" r="0" b="0"/>
-            <wp:docPr id="186" name="Picture 186" descr="image"/>
+            <wp:docPr id="218" name="Picture 218" descr="image"/>
             <wp:cNvGraphicFramePr>
-              <a:graphicFrameLocks xmlns:a="http://schemas.openxmlformats.org/drawingml/2006/main" noChangeAspect="1"/>
+              <a:graphicFrameLocks noChangeAspect="1"/>
             </wp:cNvGraphicFramePr>
-            <a:graphic xmlns:a="http://schemas.openxmlformats.org/drawingml/2006/main">
+            <a:graphic>
               <a:graphicData uri="http://schemas.openxmlformats.org/drawingml/2006/picture">
-                <pic:pic xmlns:pic="http://schemas.openxmlformats.org/drawingml/2006/picture">
+                <pic:pic>
                   <pic:nvPicPr>
-                    <pic:cNvPr id="186" name="Picture 186" descr="image"/>
+                    <pic:cNvPr id="218" name="Picture 218" descr="image"/>
                     <pic:cNvPicPr>
                       <a:picLocks noChangeAspect="1"/>
                     </pic:cNvPicPr>
                   </pic:nvPicPr>
                   <pic:blipFill>
-                    <a:blip r:embed="rId102|rId103"/>
+                    <a:blip r:embed="rId102"/>
                     <a:stretch>
                       <a:fillRect/>
                     </a:stretch>
@@ -9617,7 +10061,44 @@
                   <pic:spPr>
                     <a:xfrm>
                       <a:off x="0" y="0"/>
-                      <a:ext cx="3132000" cy="2857500"/>
+                      <a:ext cx="2091690" cy="1539875"/>
+                    </a:xfrm>
+                    <a:prstGeom prst="rect">
+                      <a:avLst/>
+                    </a:prstGeom>
+                  </pic:spPr>
+                </pic:pic>
+              </a:graphicData>
+            </a:graphic>
+          </wp:inline>
+        </w:drawing>
+        <w:drawing>
+          <wp:inline distT="0" distB="0" distL="0" distR="0">
+            <wp:extent cx="2633345" cy="1581785"/>
+            <wp:effectExtent l="0" t="0" r="0" b="0"/>
+            <wp:docPr id="219" name="Picture 219" descr="image"/>
+            <wp:cNvGraphicFramePr>
+              <a:graphicFrameLocks noChangeAspect="1"/>
+            </wp:cNvGraphicFramePr>
+            <a:graphic>
+              <a:graphicData uri="http://schemas.openxmlformats.org/drawingml/2006/picture">
+                <pic:pic>
+                  <pic:nvPicPr>
+                    <pic:cNvPr id="219" name="Picture 219" descr="image"/>
+                    <pic:cNvPicPr>
+                      <a:picLocks noChangeAspect="1"/>
+                    </pic:cNvPicPr>
+                  </pic:nvPicPr>
+                  <pic:blipFill>
+                    <a:blip r:embed="rId103"/>
+                    <a:stretch>
+                      <a:fillRect/>
+                    </a:stretch>
+                  </pic:blipFill>
+                  <pic:spPr>
+                    <a:xfrm>
+                      <a:off x="0" y="0"/>
+                      <a:ext cx="2633345" cy="1581785"/>
                     </a:xfrm>
                     <a:prstGeom prst="rect">
                       <a:avLst/>
@@ -9986,23 +10467,23 @@
         </w:rPr>
         <w:drawing>
           <wp:inline distT="0" distB="0" distL="0" distR="0">
-            <wp:extent cx="3132000" cy="2286000"/>
+            <wp:extent cx="2078990" cy="1554480"/>
             <wp:effectExtent l="0" t="0" r="0" b="0"/>
-            <wp:docPr id="188" name="Picture 188" descr="image"/>
+            <wp:docPr id="220" name="Picture 220" descr="image"/>
             <wp:cNvGraphicFramePr>
-              <a:graphicFrameLocks xmlns:a="http://schemas.openxmlformats.org/drawingml/2006/main" noChangeAspect="1"/>
+              <a:graphicFrameLocks noChangeAspect="1"/>
             </wp:cNvGraphicFramePr>
-            <a:graphic xmlns:a="http://schemas.openxmlformats.org/drawingml/2006/main">
+            <a:graphic>
               <a:graphicData uri="http://schemas.openxmlformats.org/drawingml/2006/picture">
-                <pic:pic xmlns:pic="http://schemas.openxmlformats.org/drawingml/2006/picture">
+                <pic:pic>
                   <pic:nvPicPr>
-                    <pic:cNvPr id="188" name="Picture 188" descr="image"/>
+                    <pic:cNvPr id="220" name="Picture 220" descr="image"/>
                     <pic:cNvPicPr>
                       <a:picLocks noChangeAspect="1"/>
                     </pic:cNvPicPr>
                   </pic:nvPicPr>
                   <pic:blipFill>
-                    <a:blip r:embed="rId105|rId106"/>
+                    <a:blip r:embed="rId105"/>
                     <a:stretch>
                       <a:fillRect/>
                     </a:stretch>
@@ -10010,7 +10491,7 @@
                   <pic:spPr>
                     <a:xfrm>
                       <a:off x="0" y="0"/>
-                      <a:ext cx="3132000" cy="2286000"/>
+                      <a:ext cx="2078990" cy="1554480"/>
                     </a:xfrm>
                     <a:prstGeom prst="rect">
                       <a:avLst/>
@@ -10021,45 +10502,25 @@
             </a:graphic>
           </wp:inline>
         </w:drawing>
-      </w:r>
-    </w:p>
-    <w:p>
-      <w:pPr>
-        <w:keepNext/>
-        <w:spacing w:before="40" w:after="40" w:line="240" w:lineRule="auto"/>
-        <w:ind w:left="0" w:right="0" w:firstLine="0"/>
-        <w:jc w:val="center"/>
-        <w:rPr>
-          <w:rFonts w:ascii="Times New Roman" w:hAnsi="Times New Roman" w:eastAsia="宋体" w:cs="Times New Roman"/>
-          <w:kern w:val="0"/>
-          <w:sz w:val="21"/>
-          <w:szCs w:val="21"/>
-        </w:rPr>
-      </w:pPr>
-      <w:r>
-        <w:rPr>
-          <w:rFonts w:ascii="Times New Roman" w:hAnsi="Times New Roman" w:eastAsia="宋体"/>
-          <w:sz w:val="21"/>
-        </w:rPr>
         <w:drawing>
           <wp:inline distT="0" distB="0" distL="0" distR="0">
-            <wp:extent cx="3132000" cy="2286000"/>
+            <wp:extent cx="2066925" cy="1559560"/>
             <wp:effectExtent l="0" t="0" r="0" b="0"/>
-            <wp:docPr id="189" name="Picture 189" descr="image"/>
+            <wp:docPr id="221" name="Picture 221" descr="image"/>
             <wp:cNvGraphicFramePr>
-              <a:graphicFrameLocks xmlns:a="http://schemas.openxmlformats.org/drawingml/2006/main" noChangeAspect="1"/>
+              <a:graphicFrameLocks noChangeAspect="1"/>
             </wp:cNvGraphicFramePr>
-            <a:graphic xmlns:a="http://schemas.openxmlformats.org/drawingml/2006/main">
+            <a:graphic>
               <a:graphicData uri="http://schemas.openxmlformats.org/drawingml/2006/picture">
-                <pic:pic xmlns:pic="http://schemas.openxmlformats.org/drawingml/2006/picture">
+                <pic:pic>
                   <pic:nvPicPr>
-                    <pic:cNvPr id="189" name="Picture 189" descr="image"/>
+                    <pic:cNvPr id="221" name="Picture 221" descr="image"/>
                     <pic:cNvPicPr>
                       <a:picLocks noChangeAspect="1"/>
                     </pic:cNvPicPr>
                   </pic:nvPicPr>
                   <pic:blipFill>
-                    <a:blip r:embed="rId107|rId108"/>
+                    <a:blip r:embed="rId106"/>
                     <a:stretch>
                       <a:fillRect/>
                     </a:stretch>
@@ -10067,7 +10528,101 @@
                   <pic:spPr>
                     <a:xfrm>
                       <a:off x="0" y="0"/>
-                      <a:ext cx="3132000" cy="2286000"/>
+                      <a:ext cx="2066925" cy="1559560"/>
+                    </a:xfrm>
+                    <a:prstGeom prst="rect">
+                      <a:avLst/>
+                    </a:prstGeom>
+                  </pic:spPr>
+                </pic:pic>
+              </a:graphicData>
+            </a:graphic>
+          </wp:inline>
+        </w:drawing>
+      </w:r>
+    </w:p>
+    <w:p>
+      <w:pPr>
+        <w:keepNext/>
+        <w:spacing w:before="40" w:after="40" w:line="240" w:lineRule="auto"/>
+        <w:ind w:left="0" w:right="0" w:firstLine="0"/>
+        <w:jc w:val="center"/>
+        <w:rPr>
+          <w:rFonts w:ascii="Times New Roman" w:hAnsi="Times New Roman" w:eastAsia="宋体" w:cs="Times New Roman"/>
+          <w:kern w:val="0"/>
+          <w:sz w:val="21"/>
+          <w:szCs w:val="21"/>
+        </w:rPr>
+      </w:pPr>
+      <w:r>
+        <w:rPr>
+          <w:rFonts w:ascii="Times New Roman" w:hAnsi="Times New Roman" w:eastAsia="宋体"/>
+          <w:sz w:val="21"/>
+        </w:rPr>
+        <w:drawing>
+          <wp:inline distT="0" distB="0" distL="0" distR="0">
+            <wp:extent cx="2085340" cy="1558290"/>
+            <wp:effectExtent l="0" t="0" r="0" b="0"/>
+            <wp:docPr id="222" name="Picture 222" descr="image"/>
+            <wp:cNvGraphicFramePr>
+              <a:graphicFrameLocks noChangeAspect="1"/>
+            </wp:cNvGraphicFramePr>
+            <a:graphic>
+              <a:graphicData uri="http://schemas.openxmlformats.org/drawingml/2006/picture">
+                <pic:pic>
+                  <pic:nvPicPr>
+                    <pic:cNvPr id="222" name="Picture 222" descr="image"/>
+                    <pic:cNvPicPr>
+                      <a:picLocks noChangeAspect="1"/>
+                    </pic:cNvPicPr>
+                  </pic:nvPicPr>
+                  <pic:blipFill>
+                    <a:blip r:embed="rId107"/>
+                    <a:stretch>
+                      <a:fillRect/>
+                    </a:stretch>
+                  </pic:blipFill>
+                  <pic:spPr>
+                    <a:xfrm>
+                      <a:off x="0" y="0"/>
+                      <a:ext cx="2085340" cy="1558290"/>
+                    </a:xfrm>
+                    <a:prstGeom prst="rect">
+                      <a:avLst/>
+                    </a:prstGeom>
+                  </pic:spPr>
+                </pic:pic>
+              </a:graphicData>
+            </a:graphic>
+          </wp:inline>
+        </w:drawing>
+        <w:drawing>
+          <wp:inline distT="0" distB="0" distL="0" distR="0">
+            <wp:extent cx="2097405" cy="1581785"/>
+            <wp:effectExtent l="0" t="0" r="0" b="0"/>
+            <wp:docPr id="223" name="Picture 223" descr="image"/>
+            <wp:cNvGraphicFramePr>
+              <a:graphicFrameLocks noChangeAspect="1"/>
+            </wp:cNvGraphicFramePr>
+            <a:graphic>
+              <a:graphicData uri="http://schemas.openxmlformats.org/drawingml/2006/picture">
+                <pic:pic>
+                  <pic:nvPicPr>
+                    <pic:cNvPr id="223" name="Picture 223" descr="image"/>
+                    <pic:cNvPicPr>
+                      <a:picLocks noChangeAspect="1"/>
+                    </pic:cNvPicPr>
+                  </pic:nvPicPr>
+                  <pic:blipFill>
+                    <a:blip r:embed="rId108"/>
+                    <a:stretch>
+                      <a:fillRect/>
+                    </a:stretch>
+                  </pic:blipFill>
+                  <pic:spPr>
+                    <a:xfrm>
+                      <a:off x="0" y="0"/>
+                      <a:ext cx="2097405" cy="1581785"/>
                     </a:xfrm>
                     <a:prstGeom prst="rect">
                       <a:avLst/>
@@ -12053,68 +12608,7 @@
 </w:document>
 </file>
 
-<file path=word\fontTable.xml><?xml version="1.0" encoding="utf-8"?>
-<w:fonts xmlns:mc="http://schemas.openxmlformats.org/markup-compatibility/2006" xmlns:r="http://schemas.openxmlformats.org/officeDocument/2006/relationships" xmlns:w="http://schemas.openxmlformats.org/wordprocessingml/2006/main" xmlns:w14="http://schemas.microsoft.com/office/word/2010/wordml" mc:Ignorable="w14">
-  <w:font w:name="Times New Roman">
-    <w:panose1 w:val="02020603050405020304"/>
-    <w:charset w:val="00"/>
-    <w:family w:val="roman"/>
-    <w:pitch w:val="variable"/>
-    <w:sig w:usb0="20007A87" w:usb1="80000000" w:usb2="00000008" w:usb3="00000000" w:csb0="000001FF" w:csb1="00000000"/>
-  </w:font>
-  <w:font w:name="宋体">
-    <w:panose1 w:val="02010600030101010101"/>
-    <w:charset w:val="86"/>
-    <w:family w:val="auto"/>
-    <w:pitch w:val="default"/>
-    <w:sig w:usb0="00000003" w:usb1="288F0000" w:usb2="00000006" w:usb3="00000000" w:csb0="00040001" w:csb1="00000000"/>
-  </w:font>
-  <w:font w:name="Wingdings">
-    <w:panose1 w:val="05000000000000000000"/>
-    <w:charset w:val="02"/>
-    <w:family w:val="auto"/>
-    <w:pitch w:val="default"/>
-    <w:sig w:usb0="00000000" w:usb1="00000000" w:usb2="00000000" w:usb3="00000000" w:csb0="80000000" w:csb1="00000000"/>
-  </w:font>
-  <w:font w:name="Arial">
-    <w:panose1 w:val="020B0604020202020204"/>
-    <w:charset w:val="01"/>
-    <w:family w:val="swiss"/>
-    <w:pitch w:val="default"/>
-    <w:sig w:usb0="E0002AFF" w:usb1="C0007843" w:usb2="00000009" w:usb3="00000000" w:csb0="400001FF" w:csb1="FFFF0000"/>
-  </w:font>
-  <w:font w:name="黑体">
-    <w:panose1 w:val="02010609060101010101"/>
-    <w:charset w:val="86"/>
-    <w:family w:val="auto"/>
-    <w:pitch w:val="default"/>
-    <w:sig w:usb0="800002BF" w:usb1="38CF7CFA" w:usb2="00000016" w:usb3="00000000" w:csb0="00040001" w:csb1="00000000"/>
-  </w:font>
-  <w:font w:name="Courier New">
-    <w:panose1 w:val="02070309020205020404"/>
-    <w:charset w:val="01"/>
-    <w:family w:val="modern"/>
-    <w:pitch w:val="default"/>
-    <w:sig w:usb0="E0002AFF" w:usb1="C0007843" w:usb2="00000009" w:usb3="00000000" w:csb0="400001FF" w:csb1="FFFF0000"/>
-  </w:font>
-  <w:font w:name="Symbol">
-    <w:panose1 w:val="05050102010706020507"/>
-    <w:charset w:val="02"/>
-    <w:family w:val="roman"/>
-    <w:pitch w:val="default"/>
-    <w:sig w:usb0="00000000" w:usb1="00000000" w:usb2="00000000" w:usb3="00000000" w:csb0="80000000" w:csb1="00000000"/>
-  </w:font>
-  <w:font w:name="Calibri">
-    <w:panose1 w:val="020F0502020204030204"/>
-    <w:charset w:val="00"/>
-    <w:family w:val="swiss"/>
-    <w:pitch w:val="default"/>
-    <w:sig w:usb0="E10002FF" w:usb1="4000ACFF" w:usb2="00000009" w:usb3="00000000" w:csb0="2000019F" w:csb1="00000000"/>
-  </w:font>
-</w:fonts>
-</file>
-
-<file path=word\footer1.xml><?xml version="1.0" encoding="utf-8"?>
+<file path=word/footer1.xml><?xml version="1.0" encoding="utf-8"?>
 <w:ftr xmlns:w="http://schemas.openxmlformats.org/wordprocessingml/2006/main">
   <w:p>
     <w:pPr>
@@ -12194,62 +12688,7 @@
 </w:ftr>
 </file>
 
-<file path=word\settings.xml><?xml version="1.0" encoding="utf-8"?>
-<w:settings xmlns:mc="http://schemas.openxmlformats.org/markup-compatibility/2006" xmlns:o="urn:schemas-microsoft-com:office:office" xmlns:r="http://schemas.openxmlformats.org/officeDocument/2006/relationships" xmlns:m="http://schemas.openxmlformats.org/officeDocument/2006/math" xmlns:v="urn:schemas-microsoft-com:vml" xmlns:w10="urn:schemas-microsoft-com:office:word" xmlns:w="http://schemas.openxmlformats.org/wordprocessingml/2006/main" xmlns:w14="http://schemas.microsoft.com/office/word/2010/wordml" xmlns:sl="http://schemas.openxmlformats.org/schemaLibrary/2006/main" xmlns:wpsCustomData="http://www.wps.cn/officeDocument/2013/wpsCustomData" mc:Ignorable="w14">
-  <w:zoom w:percent="130"/>
-  <w:embedSystemFonts/>
-  <w:bordersDoNotSurroundHeader w:val="0"/>
-  <w:bordersDoNotSurroundFooter w:val="0"/>
-  <w:documentProtection w:enforcement="0"/>
-  <w:defaultTabStop w:val="420"/>
-  <w:drawingGridVerticalSpacing w:val="156"/>
-  <w:displayHorizontalDrawingGridEvery w:val="1"/>
-  <w:displayVerticalDrawingGridEvery w:val="1"/>
-  <w:noPunctuationKerning w:val="1"/>
-  <w:characterSpacingControl w:val="compressPunctuation"/>
-  <w:compat>
-    <w:spaceForUL/>
-    <w:balanceSingleByteDoubleByteWidth/>
-    <w:doNotLeaveBackslashAlone/>
-    <w:ulTrailSpace/>
-    <w:doNotExpandShiftReturn/>
-    <w:adjustLineHeightInTable/>
-    <w:doNotWrapTextWithPunct/>
-    <w:doNotUseEastAsianBreakRules/>
-    <w:useFELayout/>
-    <w:doNotUseIndentAsNumberingTabStop/>
-    <w:compatSetting w:name="compatibilityMode" w:uri="http://schemas.microsoft.com/office/word" w:val="14"/>
-    <w:compatSetting w:name="overrideTableStyleFontSizeAndJustification" w:uri="http://schemas.microsoft.com/office/word" w:val="1"/>
-    <w:compatSetting w:name="enableOpenTypeFeatures" w:uri="http://schemas.microsoft.com/office/word" w:val="1"/>
-    <w:compatSetting w:name="doNotFlipMirrorIndents" w:uri="http://schemas.microsoft.com/office/word" w:val="1"/>
-  </w:compat>
-  <w:docVars>
-    <w:docVar w:name="commondata" w:val="eyJoZGlkIjoiZTI3MmVlZGZmNTAyNWI2NDgyZjY4MDkzMjJhMmYzYTAifQ=="/>
-  </w:docVars>
-  <w:rsids>
-    <w:rsidRoot w:val="00000000"/>
-    <w:rsid w:val="4977466D"/>
-  </w:rsids>
-  <m:mathPr>
-    <m:mathFont m:val="Cambria Math"/>
-    <m:brkBin m:val="before"/>
-    <m:brkBinSub m:val="--"/>
-    <m:smallFrac m:val="0"/>
-    <m:dispDef/>
-    <m:lMargin m:val="0"/>
-    <m:rMargin m:val="0"/>
-    <m:defJc m:val="centerGroup"/>
-    <m:wrapIndent m:val="1440"/>
-    <m:intLim m:val="subSup"/>
-    <m:naryLim m:val="undOvr"/>
-  </m:mathPr>
-  <w:themeFontLang w:val="en-US" w:eastAsia="zh-CN"/>
-  <w:clrSchemeMapping w:bg1="light1" w:t1="dark1" w:bg2="light2" w:t2="dark2" w:accent1="accent1" w:accent2="accent2" w:accent3="accent3" w:accent4="accent4" w:accent5="accent5" w:accent6="accent6" w:hyperlink="hyperlink" w:followedHyperlink="followedHyperlink"/>
-  <w:doNotIncludeSubdocsInStats/>
-</w:settings>
-</file>
-
-<file path=word\styles.xml><?xml version="1.0" encoding="utf-8"?>
+<file path=word/styles.xml><?xml version="1.0" encoding="utf-8"?>
 <w:styles xmlns:mc="http://schemas.openxmlformats.org/markup-compatibility/2006" xmlns:o="urn:schemas-microsoft-com:office:office" xmlns:r="http://schemas.openxmlformats.org/officeDocument/2006/relationships" xmlns:m="http://schemas.openxmlformats.org/officeDocument/2006/math" xmlns:v="urn:schemas-microsoft-com:vml" xmlns:w="http://schemas.openxmlformats.org/wordprocessingml/2006/main" xmlns:w14="http://schemas.microsoft.com/office/word/2010/wordml" xmlns:w10="urn:schemas-microsoft-com:office:word" xmlns:sl="http://schemas.openxmlformats.org/schemaLibrary/2006/main" xmlns:wpsCustomData="http://www.wps.cn/officeDocument/2013/wpsCustomData" mc:Ignorable="w14">
   <w:docDefaults>
     <w:rPrDefault>
@@ -12546,7 +12985,7 @@
 </w:styles>
 </file>
 
-<file path=word\theme\theme1.xml><?xml version="1.0" encoding="utf-8"?>
+<file path=word/theme/theme1.xml><?xml version="1.0" encoding="utf-8"?>
 <a:theme xmlns:a="http://schemas.openxmlformats.org/drawingml/2006/main" name="WPS">
   <a:themeElements>
     <a:clrScheme name="WPS">
